--- a/docs/Informe_Tecnico_Equipetrol_Delivery.docx
+++ b/docs/Informe_Tecnico_Equipetrol_Delivery.docx
@@ -5414,6 +5414,29 @@
         <w:t xml:space="preserve">El courier pedia un lugar en el restaurante al llegar y despues esperaba ahi a que la comida estuviera lista. Se cambio para que espere la comida primero y pida el lugar despues.</w:t>
       </w:r>
     </w:p>
+    <w:p>
+      <w:pPr>
+        <w:spacing w:after="140" w:line="300"/>
+      </w:pPr>
+      <w:r>
+        <w:rPr>
+          <w:rFonts w:ascii="Cambria" w:cs="Cambria" w:eastAsia="Cambria" w:hAnsi="Cambria"/>
+          <w:b/>
+          <w:bCs/>
+          <w:sz w:val="22"/>
+          <w:szCs w:val="22"/>
+        </w:rPr>
+        <w:t xml:space="preserve">Tres corridas por celda, no una.</w:t>
+      </w:r>
+      <w:r>
+        <w:rPr>
+          <w:rFonts w:ascii="Cambria" w:cs="Cambria" w:eastAsia="Cambria" w:hAnsi="Cambria"/>
+          <w:sz w:val="22"/>
+          <w:szCs w:val="22"/>
+        </w:rPr>
+        <w:t xml:space="preserve"> El entrelazado de los hilos no es reproducible ni con la misma semilla, asi que una diferencia de tres o cuatro entregas no se distingue del ruido. La tabla informa las tres corridas de cada celda y su media. Las de la columna antes se generaron con un binario construido desde el commit 6847c5e, el padre del cambio, y con el mismo archivo de configuracion: lo unico que cambia entre columnas es el codigo.</w:t>
+      </w:r>
+    </w:p>
     <w:tbl>
       <w:tblPr>
         <w:tblW w:type="dxa" w:w="9026"/>
@@ -5427,10 +5450,10 @@
         </w:tblBorders>
       </w:tblPr>
       <w:tblGrid>
-        <w:gridCol w:w="2708"/>
-        <w:gridCol w:w="2708"/>
-        <w:gridCol w:w="1805"/>
-        <w:gridCol w:w="1805"/>
+        <w:gridCol w:w="2347"/>
+        <w:gridCol w:w="2166"/>
+        <w:gridCol w:w="2257"/>
+        <w:gridCol w:w="2257"/>
       </w:tblGrid>
       <w:tr>
         <w:trPr>
@@ -5438,7 +5461,7 @@
         </w:trPr>
         <w:tc>
           <w:tcPr>
-            <w:tcW w:type="dxa" w:w="2708"/>
+            <w:tcW w:type="dxa" w:w="2347"/>
             <w:tcMar>
               <w:top w:type="dxa" w:w="70"/>
               <w:left w:type="dxa" w:w="110"/>
@@ -5464,7 +5487,7 @@
         </w:tc>
         <w:tc>
           <w:tcPr>
-            <w:tcW w:type="dxa" w:w="2708"/>
+            <w:tcW w:type="dxa" w:w="2166"/>
             <w:tcMar>
               <w:top w:type="dxa" w:w="70"/>
               <w:left w:type="dxa" w:w="110"/>
@@ -5490,7 +5513,7 @@
         </w:tc>
         <w:tc>
           <w:tcPr>
-            <w:tcW w:type="dxa" w:w="1805"/>
+            <w:tcW w:type="dxa" w:w="2257"/>
             <w:tcMar>
               <w:top w:type="dxa" w:w="70"/>
               <w:left w:type="dxa" w:w="110"/>
@@ -5516,7 +5539,7 @@
         </w:tc>
         <w:tc>
           <w:tcPr>
-            <w:tcW w:type="dxa" w:w="1805"/>
+            <w:tcW w:type="dxa" w:w="2257"/>
             <w:tcMar>
               <w:top w:type="dxa" w:w="70"/>
               <w:left w:type="dxa" w:w="110"/>
@@ -5544,7 +5567,7 @@
       <w:tr>
         <w:tc>
           <w:tcPr>
-            <w:tcW w:type="dxa" w:w="2708"/>
+            <w:tcW w:type="dxa" w:w="2347"/>
             <w:tcMar>
               <w:top w:type="dxa" w:w="70"/>
               <w:left w:type="dxa" w:w="110"/>
@@ -5579,13 +5602,13 @@
                 <w:sz w:val="20"/>
                 <w:szCs w:val="20"/>
               </w:rPr>
-              <w:t xml:space="preserve">(prep 1-5 min, 1-2 lugares)</w:t>
-            </w:r>
-          </w:p>
-        </w:tc>
-        <w:tc>
-          <w:tcPr>
-            <w:tcW w:type="dxa" w:w="2708"/>
+              <w:t xml:space="preserve">(prep 1-4 min, 1-2 lugares)</w:t>
+            </w:r>
+          </w:p>
+        </w:tc>
+        <w:tc>
+          <w:tcPr>
+            <w:tcW w:type="dxa" w:w="2166"/>
             <w:tcMar>
               <w:top w:type="dxa" w:w="70"/>
               <w:left w:type="dxa" w:w="110"/>
@@ -5611,53 +5634,83 @@
         </w:tc>
         <w:tc>
           <w:tcPr>
-            <w:tcW w:type="dxa" w:w="1805"/>
-            <w:tcMar>
-              <w:top w:type="dxa" w:w="70"/>
-              <w:left w:type="dxa" w:w="110"/>
-              <w:bottom w:type="dxa" w:w="70"/>
-              <w:right w:type="dxa" w:w="110"/>
-            </w:tcMar>
-          </w:tcPr>
-          <w:p>
-            <w:pPr>
-              <w:spacing w:after="0" w:line="260"/>
-            </w:pPr>
-            <w:r>
-              <w:rPr>
-                <w:rFonts w:ascii="Cambria" w:cs="Cambria" w:eastAsia="Cambria" w:hAnsi="Cambria"/>
-                <w:b w:val="false"/>
-                <w:bCs w:val="false"/>
-                <w:sz w:val="20"/>
-                <w:szCs w:val="20"/>
-              </w:rPr>
-              <w:t xml:space="preserve">112</w:t>
-            </w:r>
-          </w:p>
-        </w:tc>
-        <w:tc>
-          <w:tcPr>
-            <w:tcW w:type="dxa" w:w="1805"/>
-            <w:tcMar>
-              <w:top w:type="dxa" w:w="70"/>
-              <w:left w:type="dxa" w:w="110"/>
-              <w:bottom w:type="dxa" w:w="70"/>
-              <w:right w:type="dxa" w:w="110"/>
-            </w:tcMar>
-          </w:tcPr>
-          <w:p>
-            <w:pPr>
-              <w:spacing w:after="0" w:line="260"/>
-            </w:pPr>
-            <w:r>
-              <w:rPr>
-                <w:rFonts w:ascii="Cambria" w:cs="Cambria" w:eastAsia="Cambria" w:hAnsi="Cambria"/>
-                <w:b w:val="false"/>
-                <w:bCs w:val="false"/>
-                <w:sz w:val="20"/>
-                <w:szCs w:val="20"/>
-              </w:rPr>
-              <w:t xml:space="preserve">112</w:t>
+            <w:tcW w:type="dxa" w:w="2257"/>
+            <w:tcMar>
+              <w:top w:type="dxa" w:w="70"/>
+              <w:left w:type="dxa" w:w="110"/>
+              <w:bottom w:type="dxa" w:w="70"/>
+              <w:right w:type="dxa" w:w="110"/>
+            </w:tcMar>
+          </w:tcPr>
+          <w:p>
+            <w:pPr>
+              <w:spacing w:after="0" w:line="260"/>
+            </w:pPr>
+            <w:r>
+              <w:rPr>
+                <w:rFonts w:ascii="Cambria" w:cs="Cambria" w:eastAsia="Cambria" w:hAnsi="Cambria"/>
+                <w:b w:val="false"/>
+                <w:bCs w:val="false"/>
+                <w:sz w:val="20"/>
+                <w:szCs w:val="20"/>
+              </w:rPr>
+              <w:t xml:space="preserve">108 / 108 / 117</w:t>
+            </w:r>
+          </w:p>
+          <w:p>
+            <w:pPr>
+              <w:spacing w:after="0" w:line="260"/>
+            </w:pPr>
+            <w:r>
+              <w:rPr>
+                <w:rFonts w:ascii="Cambria" w:cs="Cambria" w:eastAsia="Cambria" w:hAnsi="Cambria"/>
+                <w:b w:val="false"/>
+                <w:bCs w:val="false"/>
+                <w:sz w:val="20"/>
+                <w:szCs w:val="20"/>
+              </w:rPr>
+              <w:t xml:space="preserve">media 111,0</w:t>
+            </w:r>
+          </w:p>
+        </w:tc>
+        <w:tc>
+          <w:tcPr>
+            <w:tcW w:type="dxa" w:w="2257"/>
+            <w:tcMar>
+              <w:top w:type="dxa" w:w="70"/>
+              <w:left w:type="dxa" w:w="110"/>
+              <w:bottom w:type="dxa" w:w="70"/>
+              <w:right w:type="dxa" w:w="110"/>
+            </w:tcMar>
+          </w:tcPr>
+          <w:p>
+            <w:pPr>
+              <w:spacing w:after="0" w:line="260"/>
+            </w:pPr>
+            <w:r>
+              <w:rPr>
+                <w:rFonts w:ascii="Cambria" w:cs="Cambria" w:eastAsia="Cambria" w:hAnsi="Cambria"/>
+                <w:b w:val="false"/>
+                <w:bCs w:val="false"/>
+                <w:sz w:val="20"/>
+                <w:szCs w:val="20"/>
+              </w:rPr>
+              <w:t xml:space="preserve">112 / 117 / 111</w:t>
+            </w:r>
+          </w:p>
+          <w:p>
+            <w:pPr>
+              <w:spacing w:after="0" w:line="260"/>
+            </w:pPr>
+            <w:r>
+              <w:rPr>
+                <w:rFonts w:ascii="Cambria" w:cs="Cambria" w:eastAsia="Cambria" w:hAnsi="Cambria"/>
+                <w:b w:val="false"/>
+                <w:bCs w:val="false"/>
+                <w:sz w:val="20"/>
+                <w:szCs w:val="20"/>
+              </w:rPr>
+              <w:t xml:space="preserve">media 113,3</w:t>
             </w:r>
           </w:p>
         </w:tc>
@@ -5665,7 +5718,7 @@
       <w:tr>
         <w:tc>
           <w:tcPr>
-            <w:tcW w:type="dxa" w:w="2708"/>
+            <w:tcW w:type="dxa" w:w="2347"/>
             <w:tcMar>
               <w:top w:type="dxa" w:w="70"/>
               <w:left w:type="dxa" w:w="110"/>
@@ -5691,7 +5744,7 @@
         </w:tc>
         <w:tc>
           <w:tcPr>
-            <w:tcW w:type="dxa" w:w="2708"/>
+            <w:tcW w:type="dxa" w:w="2166"/>
             <w:tcMar>
               <w:top w:type="dxa" w:w="70"/>
               <w:left w:type="dxa" w:w="110"/>
@@ -5717,53 +5770,83 @@
         </w:tc>
         <w:tc>
           <w:tcPr>
-            <w:tcW w:type="dxa" w:w="1805"/>
-            <w:tcMar>
-              <w:top w:type="dxa" w:w="70"/>
-              <w:left w:type="dxa" w:w="110"/>
-              <w:bottom w:type="dxa" w:w="70"/>
-              <w:right w:type="dxa" w:w="110"/>
-            </w:tcMar>
-          </w:tcPr>
-          <w:p>
-            <w:pPr>
-              <w:spacing w:after="0" w:line="260"/>
-            </w:pPr>
-            <w:r>
-              <w:rPr>
-                <w:rFonts w:ascii="Cambria" w:cs="Cambria" w:eastAsia="Cambria" w:hAnsi="Cambria"/>
-                <w:b w:val="false"/>
-                <w:bCs w:val="false"/>
-                <w:sz w:val="20"/>
-                <w:szCs w:val="20"/>
-              </w:rPr>
-              <w:t xml:space="preserve">1198 s</w:t>
-            </w:r>
-          </w:p>
-        </w:tc>
-        <w:tc>
-          <w:tcPr>
-            <w:tcW w:type="dxa" w:w="1805"/>
-            <w:tcMar>
-              <w:top w:type="dxa" w:w="70"/>
-              <w:left w:type="dxa" w:w="110"/>
-              <w:bottom w:type="dxa" w:w="70"/>
-              <w:right w:type="dxa" w:w="110"/>
-            </w:tcMar>
-          </w:tcPr>
-          <w:p>
-            <w:pPr>
-              <w:spacing w:after="0" w:line="260"/>
-            </w:pPr>
-            <w:r>
-              <w:rPr>
-                <w:rFonts w:ascii="Cambria" w:cs="Cambria" w:eastAsia="Cambria" w:hAnsi="Cambria"/>
-                <w:b w:val="false"/>
-                <w:bCs w:val="false"/>
-                <w:sz w:val="20"/>
-                <w:szCs w:val="20"/>
-              </w:rPr>
-              <w:t xml:space="preserve">1185 s</w:t>
+            <w:tcW w:type="dxa" w:w="2257"/>
+            <w:tcMar>
+              <w:top w:type="dxa" w:w="70"/>
+              <w:left w:type="dxa" w:w="110"/>
+              <w:bottom w:type="dxa" w:w="70"/>
+              <w:right w:type="dxa" w:w="110"/>
+            </w:tcMar>
+          </w:tcPr>
+          <w:p>
+            <w:pPr>
+              <w:spacing w:after="0" w:line="260"/>
+            </w:pPr>
+            <w:r>
+              <w:rPr>
+                <w:rFonts w:ascii="Cambria" w:cs="Cambria" w:eastAsia="Cambria" w:hAnsi="Cambria"/>
+                <w:b w:val="false"/>
+                <w:bCs w:val="false"/>
+                <w:sz w:val="20"/>
+                <w:szCs w:val="20"/>
+              </w:rPr>
+              <w:t xml:space="preserve">1191 / 1226 / 1179</w:t>
+            </w:r>
+          </w:p>
+          <w:p>
+            <w:pPr>
+              <w:spacing w:after="0" w:line="260"/>
+            </w:pPr>
+            <w:r>
+              <w:rPr>
+                <w:rFonts w:ascii="Cambria" w:cs="Cambria" w:eastAsia="Cambria" w:hAnsi="Cambria"/>
+                <w:b w:val="false"/>
+                <w:bCs w:val="false"/>
+                <w:sz w:val="20"/>
+                <w:szCs w:val="20"/>
+              </w:rPr>
+              <w:t xml:space="preserve">media 1199 s</w:t>
+            </w:r>
+          </w:p>
+        </w:tc>
+        <w:tc>
+          <w:tcPr>
+            <w:tcW w:type="dxa" w:w="2257"/>
+            <w:tcMar>
+              <w:top w:type="dxa" w:w="70"/>
+              <w:left w:type="dxa" w:w="110"/>
+              <w:bottom w:type="dxa" w:w="70"/>
+              <w:right w:type="dxa" w:w="110"/>
+            </w:tcMar>
+          </w:tcPr>
+          <w:p>
+            <w:pPr>
+              <w:spacing w:after="0" w:line="260"/>
+            </w:pPr>
+            <w:r>
+              <w:rPr>
+                <w:rFonts w:ascii="Cambria" w:cs="Cambria" w:eastAsia="Cambria" w:hAnsi="Cambria"/>
+                <w:b w:val="false"/>
+                <w:bCs w:val="false"/>
+                <w:sz w:val="20"/>
+                <w:szCs w:val="20"/>
+              </w:rPr>
+              <w:t xml:space="preserve">1201 / 1164 / 1202</w:t>
+            </w:r>
+          </w:p>
+          <w:p>
+            <w:pPr>
+              <w:spacing w:after="0" w:line="260"/>
+            </w:pPr>
+            <w:r>
+              <w:rPr>
+                <w:rFonts w:ascii="Cambria" w:cs="Cambria" w:eastAsia="Cambria" w:hAnsi="Cambria"/>
+                <w:b w:val="false"/>
+                <w:bCs w:val="false"/>
+                <w:sz w:val="20"/>
+                <w:szCs w:val="20"/>
+              </w:rPr>
+              <w:t xml:space="preserve">media 1189 s</w:t>
             </w:r>
           </w:p>
         </w:tc>
@@ -5771,7 +5854,7 @@
       <w:tr>
         <w:tc>
           <w:tcPr>
-            <w:tcW w:type="dxa" w:w="2708"/>
+            <w:tcW w:type="dxa" w:w="2347"/>
             <w:tcMar>
               <w:top w:type="dxa" w:w="70"/>
               <w:left w:type="dxa" w:w="110"/>
@@ -5812,7 +5895,7 @@
         </w:tc>
         <w:tc>
           <w:tcPr>
-            <w:tcW w:type="dxa" w:w="2708"/>
+            <w:tcW w:type="dxa" w:w="2166"/>
             <w:tcMar>
               <w:top w:type="dxa" w:w="70"/>
               <w:left w:type="dxa" w:w="110"/>
@@ -5838,53 +5921,83 @@
         </w:tc>
         <w:tc>
           <w:tcPr>
-            <w:tcW w:type="dxa" w:w="1805"/>
-            <w:tcMar>
-              <w:top w:type="dxa" w:w="70"/>
-              <w:left w:type="dxa" w:w="110"/>
-              <w:bottom w:type="dxa" w:w="70"/>
-              <w:right w:type="dxa" w:w="110"/>
-            </w:tcMar>
-          </w:tcPr>
-          <w:p>
-            <w:pPr>
-              <w:spacing w:after="0" w:line="260"/>
-            </w:pPr>
-            <w:r>
-              <w:rPr>
-                <w:rFonts w:ascii="Cambria" w:cs="Cambria" w:eastAsia="Cambria" w:hAnsi="Cambria"/>
-                <w:b w:val="false"/>
-                <w:bCs w:val="false"/>
-                <w:sz w:val="20"/>
-                <w:szCs w:val="20"/>
-              </w:rPr>
-              <w:t xml:space="preserve">81</w:t>
-            </w:r>
-          </w:p>
-        </w:tc>
-        <w:tc>
-          <w:tcPr>
-            <w:tcW w:type="dxa" w:w="1805"/>
-            <w:tcMar>
-              <w:top w:type="dxa" w:w="70"/>
-              <w:left w:type="dxa" w:w="110"/>
-              <w:bottom w:type="dxa" w:w="70"/>
-              <w:right w:type="dxa" w:w="110"/>
-            </w:tcMar>
-          </w:tcPr>
-          <w:p>
-            <w:pPr>
-              <w:spacing w:after="0" w:line="260"/>
-            </w:pPr>
-            <w:r>
-              <w:rPr>
-                <w:rFonts w:ascii="Cambria" w:cs="Cambria" w:eastAsia="Cambria" w:hAnsi="Cambria"/>
-                <w:b w:val="false"/>
-                <w:bCs w:val="false"/>
-                <w:sz w:val="20"/>
-                <w:szCs w:val="20"/>
-              </w:rPr>
-              <w:t xml:space="preserve">88  (+8,6 %)</w:t>
+            <w:tcW w:type="dxa" w:w="2257"/>
+            <w:tcMar>
+              <w:top w:type="dxa" w:w="70"/>
+              <w:left w:type="dxa" w:w="110"/>
+              <w:bottom w:type="dxa" w:w="70"/>
+              <w:right w:type="dxa" w:w="110"/>
+            </w:tcMar>
+          </w:tcPr>
+          <w:p>
+            <w:pPr>
+              <w:spacing w:after="0" w:line="260"/>
+            </w:pPr>
+            <w:r>
+              <w:rPr>
+                <w:rFonts w:ascii="Cambria" w:cs="Cambria" w:eastAsia="Cambria" w:hAnsi="Cambria"/>
+                <w:b w:val="false"/>
+                <w:bCs w:val="false"/>
+                <w:sz w:val="20"/>
+                <w:szCs w:val="20"/>
+              </w:rPr>
+              <w:t xml:space="preserve">80 / 84 / 80</w:t>
+            </w:r>
+          </w:p>
+          <w:p>
+            <w:pPr>
+              <w:spacing w:after="0" w:line="260"/>
+            </w:pPr>
+            <w:r>
+              <w:rPr>
+                <w:rFonts w:ascii="Cambria" w:cs="Cambria" w:eastAsia="Cambria" w:hAnsi="Cambria"/>
+                <w:b w:val="false"/>
+                <w:bCs w:val="false"/>
+                <w:sz w:val="20"/>
+                <w:szCs w:val="20"/>
+              </w:rPr>
+              <w:t xml:space="preserve">media 81,3</w:t>
+            </w:r>
+          </w:p>
+        </w:tc>
+        <w:tc>
+          <w:tcPr>
+            <w:tcW w:type="dxa" w:w="2257"/>
+            <w:tcMar>
+              <w:top w:type="dxa" w:w="70"/>
+              <w:left w:type="dxa" w:w="110"/>
+              <w:bottom w:type="dxa" w:w="70"/>
+              <w:right w:type="dxa" w:w="110"/>
+            </w:tcMar>
+          </w:tcPr>
+          <w:p>
+            <w:pPr>
+              <w:spacing w:after="0" w:line="260"/>
+            </w:pPr>
+            <w:r>
+              <w:rPr>
+                <w:rFonts w:ascii="Cambria" w:cs="Cambria" w:eastAsia="Cambria" w:hAnsi="Cambria"/>
+                <w:b w:val="false"/>
+                <w:bCs w:val="false"/>
+                <w:sz w:val="20"/>
+                <w:szCs w:val="20"/>
+              </w:rPr>
+              <w:t xml:space="preserve">85 / 84 / 82</w:t>
+            </w:r>
+          </w:p>
+          <w:p>
+            <w:pPr>
+              <w:spacing w:after="0" w:line="260"/>
+            </w:pPr>
+            <w:r>
+              <w:rPr>
+                <w:rFonts w:ascii="Cambria" w:cs="Cambria" w:eastAsia="Cambria" w:hAnsi="Cambria"/>
+                <w:b w:val="false"/>
+                <w:bCs w:val="false"/>
+                <w:sz w:val="20"/>
+                <w:szCs w:val="20"/>
+              </w:rPr>
+              <w:t xml:space="preserve">media 83,7</w:t>
             </w:r>
           </w:p>
         </w:tc>
@@ -5892,7 +6005,7 @@
       <w:tr>
         <w:tc>
           <w:tcPr>
-            <w:tcW w:type="dxa" w:w="2708"/>
+            <w:tcW w:type="dxa" w:w="2347"/>
             <w:tcMar>
               <w:top w:type="dxa" w:w="70"/>
               <w:left w:type="dxa" w:w="110"/>
@@ -5918,7 +6031,7 @@
         </w:tc>
         <w:tc>
           <w:tcPr>
-            <w:tcW w:type="dxa" w:w="2708"/>
+            <w:tcW w:type="dxa" w:w="2166"/>
             <w:tcMar>
               <w:top w:type="dxa" w:w="70"/>
               <w:left w:type="dxa" w:w="110"/>
@@ -5944,53 +6057,83 @@
         </w:tc>
         <w:tc>
           <w:tcPr>
-            <w:tcW w:type="dxa" w:w="1805"/>
-            <w:tcMar>
-              <w:top w:type="dxa" w:w="70"/>
-              <w:left w:type="dxa" w:w="110"/>
-              <w:bottom w:type="dxa" w:w="70"/>
-              <w:right w:type="dxa" w:w="110"/>
-            </w:tcMar>
-          </w:tcPr>
-          <w:p>
-            <w:pPr>
-              <w:spacing w:after="0" w:line="260"/>
-            </w:pPr>
-            <w:r>
-              <w:rPr>
-                <w:rFonts w:ascii="Cambria" w:cs="Cambria" w:eastAsia="Cambria" w:hAnsi="Cambria"/>
-                <w:b w:val="false"/>
-                <w:bCs w:val="false"/>
-                <w:sz w:val="20"/>
-                <w:szCs w:val="20"/>
-              </w:rPr>
-              <w:t xml:space="preserve">1515 s</w:t>
-            </w:r>
-          </w:p>
-        </w:tc>
-        <w:tc>
-          <w:tcPr>
-            <w:tcW w:type="dxa" w:w="1805"/>
-            <w:tcMar>
-              <w:top w:type="dxa" w:w="70"/>
-              <w:left w:type="dxa" w:w="110"/>
-              <w:bottom w:type="dxa" w:w="70"/>
-              <w:right w:type="dxa" w:w="110"/>
-            </w:tcMar>
-          </w:tcPr>
-          <w:p>
-            <w:pPr>
-              <w:spacing w:after="0" w:line="260"/>
-            </w:pPr>
-            <w:r>
-              <w:rPr>
-                <w:rFonts w:ascii="Cambria" w:cs="Cambria" w:eastAsia="Cambria" w:hAnsi="Cambria"/>
-                <w:b w:val="false"/>
-                <w:bCs w:val="false"/>
-                <w:sz w:val="20"/>
-                <w:szCs w:val="20"/>
-              </w:rPr>
-              <w:t xml:space="preserve">1482 s  (-33 s)</w:t>
+            <w:tcW w:type="dxa" w:w="2257"/>
+            <w:tcMar>
+              <w:top w:type="dxa" w:w="70"/>
+              <w:left w:type="dxa" w:w="110"/>
+              <w:bottom w:type="dxa" w:w="70"/>
+              <w:right w:type="dxa" w:w="110"/>
+            </w:tcMar>
+          </w:tcPr>
+          <w:p>
+            <w:pPr>
+              <w:spacing w:after="0" w:line="260"/>
+            </w:pPr>
+            <w:r>
+              <w:rPr>
+                <w:rFonts w:ascii="Cambria" w:cs="Cambria" w:eastAsia="Cambria" w:hAnsi="Cambria"/>
+                <w:b w:val="false"/>
+                <w:bCs w:val="false"/>
+                <w:sz w:val="20"/>
+                <w:szCs w:val="20"/>
+              </w:rPr>
+              <w:t xml:space="preserve">1541 / 1495 / 1530</w:t>
+            </w:r>
+          </w:p>
+          <w:p>
+            <w:pPr>
+              <w:spacing w:after="0" w:line="260"/>
+            </w:pPr>
+            <w:r>
+              <w:rPr>
+                <w:rFonts w:ascii="Cambria" w:cs="Cambria" w:eastAsia="Cambria" w:hAnsi="Cambria"/>
+                <w:b w:val="false"/>
+                <w:bCs w:val="false"/>
+                <w:sz w:val="20"/>
+                <w:szCs w:val="20"/>
+              </w:rPr>
+              <w:t xml:space="preserve">media 1522 s</w:t>
+            </w:r>
+          </w:p>
+        </w:tc>
+        <w:tc>
+          <w:tcPr>
+            <w:tcW w:type="dxa" w:w="2257"/>
+            <w:tcMar>
+              <w:top w:type="dxa" w:w="70"/>
+              <w:left w:type="dxa" w:w="110"/>
+              <w:bottom w:type="dxa" w:w="70"/>
+              <w:right w:type="dxa" w:w="110"/>
+            </w:tcMar>
+          </w:tcPr>
+          <w:p>
+            <w:pPr>
+              <w:spacing w:after="0" w:line="260"/>
+            </w:pPr>
+            <w:r>
+              <w:rPr>
+                <w:rFonts w:ascii="Cambria" w:cs="Cambria" w:eastAsia="Cambria" w:hAnsi="Cambria"/>
+                <w:b w:val="false"/>
+                <w:bCs w:val="false"/>
+                <w:sz w:val="20"/>
+                <w:szCs w:val="20"/>
+              </w:rPr>
+              <w:t xml:space="preserve">1473 / 1494 / 1488</w:t>
+            </w:r>
+          </w:p>
+          <w:p>
+            <w:pPr>
+              <w:spacing w:after="0" w:line="260"/>
+            </w:pPr>
+            <w:r>
+              <w:rPr>
+                <w:rFonts w:ascii="Cambria" w:cs="Cambria" w:eastAsia="Cambria" w:hAnsi="Cambria"/>
+                <w:b w:val="false"/>
+                <w:bCs w:val="false"/>
+                <w:sz w:val="20"/>
+                <w:szCs w:val="20"/>
+              </w:rPr>
+              <w:t xml:space="preserve">media 1485 s</w:t>
             </w:r>
           </w:p>
         </w:tc>
@@ -6008,7 +6151,7 @@
           <w:sz w:val="19"/>
           <w:szCs w:val="19"/>
         </w:rPr>
-        <w:t xml:space="preserve">Tabla 5. Semilla 42, 90 minutos simulados, sin averias.</w:t>
+        <w:t xml:space="preserve">Tabla 5. Semilla 42, 90 minutos simulados, sin averias, tres corridas por celda.</w:t>
       </w:r>
     </w:p>
     <w:p>
@@ -6021,7 +6164,51 @@
           <w:sz w:val="22"/>
           <w:szCs w:val="22"/>
         </w:rPr>
-        <w:t xml:space="preserve">El cambio vale, pero su efecto es condicional, y el motivo es mas interesante que el numero: el tiempo de preparacion se cuenta desde que la orden se crea, y el viaje al restaurante dura cientos de segundos, asi que con la configuracion por defecto la comida ya esta lista cuando el courier llega. El cuello de botella no es la cocina sino el viaje. Se adopto igual porque el razonamiento no depende de la configuracion: un recurso escaso retenido sin usar bloquea a otros exactamente igual que uno en uso.</w:t>
+        <w:t xml:space="preserve">En entregas no se puede afirmar nada: los rangos se superponen en las dos configuraciones -108 a 117 contra 111 a 117 por defecto, 80 a 84 contra 82 a 85 en disputa- y la diferencia de medias es del 2 y del 3 por ciento, por debajo de la dispersion entre corridas de la misma version.</w:t>
+      </w:r>
+    </w:p>
+    <w:p>
+      <w:pPr>
+        <w:spacing w:after="140" w:line="300"/>
+      </w:pPr>
+      <w:r>
+        <w:rPr>
+          <w:rFonts w:ascii="Cambria" w:cs="Cambria" w:eastAsia="Cambria" w:hAnsi="Cambria"/>
+          <w:sz w:val="22"/>
+          <w:szCs w:val="22"/>
+        </w:rPr>
+        <w:t xml:space="preserve">Donde si hay senal es en el tiempo medio de entrega de la configuracion en disputa: los rangos casi no se superponen, 1495 a 1541 antes contra 1473 a 1494 despues, y la media baja 37 segundos. Es el unico escenario donde el lugar de retiro es un recurso realmente escaso. Con la configuracion por defecto los rangos se pisan por completo, y el motivo es mas interesante que el numero: el tiempo de preparacion se cuenta desde que la orden se crea, y el viaje al restaurante dura cientos de segundos, asi que cuando el courier llega la comida ya esta lista. El cuello de botella no es la cocina sino el viaje.</w:t>
+      </w:r>
+    </w:p>
+    <w:p>
+      <w:pPr>
+        <w:spacing w:after="140" w:line="300"/>
+      </w:pPr>
+      <w:r>
+        <w:rPr>
+          <w:rFonts w:ascii="Cambria" w:cs="Cambria" w:eastAsia="Cambria" w:hAnsi="Cambria"/>
+          <w:sz w:val="22"/>
+          <w:szCs w:val="22"/>
+        </w:rPr>
+        <w:t xml:space="preserve">Se adopto el cambio porque el razonamiento no depende de la medicion: un recurso escaso retenido sin usar bloquea a otros exactamente igual que uno en uso, y el enunciado permite cualquier tiempo de preparacion. Pero la magnitud que se le atribuia antes, un 8,6 por ciento mas de entregas, </w:t>
+      </w:r>
+      <w:r>
+        <w:rPr>
+          <w:rFonts w:ascii="Cambria" w:cs="Cambria" w:eastAsia="Cambria" w:hAnsi="Cambria"/>
+          <w:b/>
+          <w:bCs/>
+          <w:sz w:val="22"/>
+          <w:szCs w:val="22"/>
+        </w:rPr>
+        <w:t xml:space="preserve">no se sostiene</w:t>
+      </w:r>
+      <w:r>
+        <w:rPr>
+          <w:rFonts w:ascii="Cambria" w:cs="Cambria" w:eastAsia="Cambria" w:hAnsi="Cambria"/>
+          <w:sz w:val="22"/>
+          <w:szCs w:val="22"/>
+        </w:rPr>
+        <w:t xml:space="preserve"> al repetir las corridas: era una sola medicion dentro del ruido.</w:t>
       </w:r>
     </w:p>
     <w:p>
@@ -6902,9 +7089,9 @@
         </w:tblBorders>
       </w:tblPr>
       <w:tblGrid>
-        <w:gridCol w:w="3971"/>
-        <w:gridCol w:w="2527"/>
-        <w:gridCol w:w="2527"/>
+        <w:gridCol w:w="2708"/>
+        <w:gridCol w:w="3159"/>
+        <w:gridCol w:w="3159"/>
       </w:tblGrid>
       <w:tr>
         <w:trPr>
@@ -6912,7 +7099,7 @@
         </w:trPr>
         <w:tc>
           <w:tcPr>
-            <w:tcW w:type="dxa" w:w="3971"/>
+            <w:tcW w:type="dxa" w:w="2708"/>
             <w:tcMar>
               <w:top w:type="dxa" w:w="70"/>
               <w:left w:type="dxa" w:w="110"/>
@@ -6938,7 +7125,7 @@
         </w:tc>
         <w:tc>
           <w:tcPr>
-            <w:tcW w:type="dxa" w:w="2527"/>
+            <w:tcW w:type="dxa" w:w="3159"/>
             <w:tcMar>
               <w:top w:type="dxa" w:w="70"/>
               <w:left w:type="dxa" w:w="110"/>
@@ -6958,13 +7145,13 @@
                 <w:sz w:val="20"/>
                 <w:szCs w:val="20"/>
               </w:rPr>
-              <w:t xml:space="preserve">Antes</w:t>
-            </w:r>
-          </w:p>
-        </w:tc>
-        <w:tc>
-          <w:tcPr>
-            <w:tcW w:type="dxa" w:w="2527"/>
+              <w:t xml:space="preserve">Sin pool</w:t>
+            </w:r>
+          </w:p>
+        </w:tc>
+        <w:tc>
+          <w:tcPr>
+            <w:tcW w:type="dxa" w:w="3159"/>
             <w:tcMar>
               <w:top w:type="dxa" w:w="70"/>
               <w:left w:type="dxa" w:w="110"/>
@@ -6984,7 +7171,7 @@
                 <w:sz w:val="20"/>
                 <w:szCs w:val="20"/>
               </w:rPr>
-              <w:t xml:space="preserve">Despues</w:t>
+              <w:t xml:space="preserve">Con pool</w:t>
             </w:r>
           </w:p>
         </w:tc>
@@ -6992,79 +7179,109 @@
       <w:tr>
         <w:tc>
           <w:tcPr>
-            <w:tcW w:type="dxa" w:w="3971"/>
-            <w:tcMar>
-              <w:top w:type="dxa" w:w="70"/>
-              <w:left w:type="dxa" w:w="110"/>
-              <w:bottom w:type="dxa" w:w="70"/>
-              <w:right w:type="dxa" w:w="110"/>
-            </w:tcMar>
-          </w:tcPr>
-          <w:p>
-            <w:pPr>
-              <w:spacing w:after="0" w:line="260"/>
-            </w:pPr>
-            <w:r>
-              <w:rPr>
-                <w:rFonts w:ascii="Cambria" w:cs="Cambria" w:eastAsia="Cambria" w:hAnsi="Cambria"/>
-                <w:b w:val="false"/>
-                <w:bCs w:val="false"/>
-                <w:sz w:val="20"/>
-                <w:szCs w:val="20"/>
-              </w:rPr>
-              <w:t xml:space="preserve">hilos vivos en el pico</w:t>
-            </w:r>
-          </w:p>
-        </w:tc>
-        <w:tc>
-          <w:tcPr>
-            <w:tcW w:type="dxa" w:w="2527"/>
-            <w:tcMar>
-              <w:top w:type="dxa" w:w="70"/>
-              <w:left w:type="dxa" w:w="110"/>
-              <w:bottom w:type="dxa" w:w="70"/>
-              <w:right w:type="dxa" w:w="110"/>
-            </w:tcMar>
-          </w:tcPr>
-          <w:p>
-            <w:pPr>
-              <w:spacing w:after="0" w:line="260"/>
-            </w:pPr>
-            <w:r>
-              <w:rPr>
-                <w:rFonts w:ascii="Cambria" w:cs="Cambria" w:eastAsia="Cambria" w:hAnsi="Cambria"/>
-                <w:b w:val="false"/>
-                <w:bCs w:val="false"/>
-                <w:sz w:val="20"/>
-                <w:szCs w:val="20"/>
-              </w:rPr>
-              <w:t xml:space="preserve">69</w:t>
-            </w:r>
-          </w:p>
-        </w:tc>
-        <w:tc>
-          <w:tcPr>
-            <w:tcW w:type="dxa" w:w="2527"/>
-            <w:tcMar>
-              <w:top w:type="dxa" w:w="70"/>
-              <w:left w:type="dxa" w:w="110"/>
-              <w:bottom w:type="dxa" w:w="70"/>
-              <w:right w:type="dxa" w:w="110"/>
-            </w:tcMar>
-          </w:tcPr>
-          <w:p>
-            <w:pPr>
-              <w:spacing w:after="0" w:line="260"/>
-            </w:pPr>
-            <w:r>
-              <w:rPr>
-                <w:rFonts w:ascii="Cambria" w:cs="Cambria" w:eastAsia="Cambria" w:hAnsi="Cambria"/>
-                <w:b w:val="false"/>
-                <w:bCs w:val="false"/>
-                <w:sz w:val="20"/>
-                <w:szCs w:val="20"/>
-              </w:rPr>
-              <w:t xml:space="preserve">75</w:t>
+            <w:tcW w:type="dxa" w:w="2708"/>
+            <w:tcMar>
+              <w:top w:type="dxa" w:w="70"/>
+              <w:left w:type="dxa" w:w="110"/>
+              <w:bottom w:type="dxa" w:w="70"/>
+              <w:right w:type="dxa" w:w="110"/>
+            </w:tcMar>
+          </w:tcPr>
+          <w:p>
+            <w:pPr>
+              <w:spacing w:after="0" w:line="260"/>
+            </w:pPr>
+            <w:r>
+              <w:rPr>
+                <w:rFonts w:ascii="Cambria" w:cs="Cambria" w:eastAsia="Cambria" w:hAnsi="Cambria"/>
+                <w:b w:val="false"/>
+                <w:bCs w:val="false"/>
+                <w:sz w:val="20"/>
+                <w:szCs w:val="20"/>
+              </w:rPr>
+              <w:t xml:space="preserve">pico de hilos vivos</w:t>
+            </w:r>
+          </w:p>
+        </w:tc>
+        <w:tc>
+          <w:tcPr>
+            <w:tcW w:type="dxa" w:w="3159"/>
+            <w:tcMar>
+              <w:top w:type="dxa" w:w="70"/>
+              <w:left w:type="dxa" w:w="110"/>
+              <w:bottom w:type="dxa" w:w="70"/>
+              <w:right w:type="dxa" w:w="110"/>
+            </w:tcMar>
+          </w:tcPr>
+          <w:p>
+            <w:pPr>
+              <w:spacing w:after="0" w:line="260"/>
+            </w:pPr>
+            <w:r>
+              <w:rPr>
+                <w:rFonts w:ascii="Cambria" w:cs="Cambria" w:eastAsia="Cambria" w:hAnsi="Cambria"/>
+                <w:b w:val="false"/>
+                <w:bCs w:val="false"/>
+                <w:sz w:val="20"/>
+                <w:szCs w:val="20"/>
+              </w:rPr>
+              <w:t xml:space="preserve">75 / 78 / 75</w:t>
+            </w:r>
+          </w:p>
+          <w:p>
+            <w:pPr>
+              <w:spacing w:after="0" w:line="260"/>
+            </w:pPr>
+            <w:r>
+              <w:rPr>
+                <w:rFonts w:ascii="Cambria" w:cs="Cambria" w:eastAsia="Cambria" w:hAnsi="Cambria"/>
+                <w:b w:val="false"/>
+                <w:bCs w:val="false"/>
+                <w:sz w:val="20"/>
+                <w:szCs w:val="20"/>
+              </w:rPr>
+              <w:t xml:space="preserve">media 76,0</w:t>
+            </w:r>
+          </w:p>
+        </w:tc>
+        <w:tc>
+          <w:tcPr>
+            <w:tcW w:type="dxa" w:w="3159"/>
+            <w:tcMar>
+              <w:top w:type="dxa" w:w="70"/>
+              <w:left w:type="dxa" w:w="110"/>
+              <w:bottom w:type="dxa" w:w="70"/>
+              <w:right w:type="dxa" w:w="110"/>
+            </w:tcMar>
+          </w:tcPr>
+          <w:p>
+            <w:pPr>
+              <w:spacing w:after="0" w:line="260"/>
+            </w:pPr>
+            <w:r>
+              <w:rPr>
+                <w:rFonts w:ascii="Cambria" w:cs="Cambria" w:eastAsia="Cambria" w:hAnsi="Cambria"/>
+                <w:b w:val="false"/>
+                <w:bCs w:val="false"/>
+                <w:sz w:val="20"/>
+                <w:szCs w:val="20"/>
+              </w:rPr>
+              <w:t xml:space="preserve">75 / 75 / 75</w:t>
+            </w:r>
+          </w:p>
+          <w:p>
+            <w:pPr>
+              <w:spacing w:after="0" w:line="260"/>
+            </w:pPr>
+            <w:r>
+              <w:rPr>
+                <w:rFonts w:ascii="Cambria" w:cs="Cambria" w:eastAsia="Cambria" w:hAnsi="Cambria"/>
+                <w:b w:val="false"/>
+                <w:bCs w:val="false"/>
+                <w:sz w:val="20"/>
+                <w:szCs w:val="20"/>
+              </w:rPr>
+              <w:t xml:space="preserve">media 75,0</w:t>
             </w:r>
           </w:p>
         </w:tc>
@@ -7072,79 +7289,109 @@
       <w:tr>
         <w:tc>
           <w:tcPr>
-            <w:tcW w:type="dxa" w:w="3971"/>
-            <w:tcMar>
-              <w:top w:type="dxa" w:w="70"/>
-              <w:left w:type="dxa" w:w="110"/>
-              <w:bottom w:type="dxa" w:w="70"/>
-              <w:right w:type="dxa" w:w="110"/>
-            </w:tcMar>
-          </w:tcPr>
-          <w:p>
-            <w:pPr>
-              <w:spacing w:after="0" w:line="260"/>
-            </w:pPr>
-            <w:r>
-              <w:rPr>
-                <w:rFonts w:ascii="Cambria" w:cs="Cambria" w:eastAsia="Cambria" w:hAnsi="Cambria"/>
-                <w:b w:val="false"/>
-                <w:bCs w:val="false"/>
-                <w:sz w:val="20"/>
-                <w:szCs w:val="20"/>
-              </w:rPr>
-              <w:t xml:space="preserve">tiempo de CPU de sistema</w:t>
-            </w:r>
-          </w:p>
-        </w:tc>
-        <w:tc>
-          <w:tcPr>
-            <w:tcW w:type="dxa" w:w="2527"/>
-            <w:tcMar>
-              <w:top w:type="dxa" w:w="70"/>
-              <w:left w:type="dxa" w:w="110"/>
-              <w:bottom w:type="dxa" w:w="70"/>
-              <w:right w:type="dxa" w:w="110"/>
-            </w:tcMar>
-          </w:tcPr>
-          <w:p>
-            <w:pPr>
-              <w:spacing w:after="0" w:line="260"/>
-            </w:pPr>
-            <w:r>
-              <w:rPr>
-                <w:rFonts w:ascii="Cambria" w:cs="Cambria" w:eastAsia="Cambria" w:hAnsi="Cambria"/>
-                <w:b w:val="false"/>
-                <w:bCs w:val="false"/>
-                <w:sz w:val="20"/>
-                <w:szCs w:val="20"/>
-              </w:rPr>
-              <w:t xml:space="preserve">-</w:t>
-            </w:r>
-          </w:p>
-        </w:tc>
-        <w:tc>
-          <w:tcPr>
-            <w:tcW w:type="dxa" w:w="2527"/>
-            <w:tcMar>
-              <w:top w:type="dxa" w:w="70"/>
-              <w:left w:type="dxa" w:w="110"/>
-              <w:bottom w:type="dxa" w:w="70"/>
-              <w:right w:type="dxa" w:w="110"/>
-            </w:tcMar>
-          </w:tcPr>
-          <w:p>
-            <w:pPr>
-              <w:spacing w:after="0" w:line="260"/>
-            </w:pPr>
-            <w:r>
-              <w:rPr>
-                <w:rFonts w:ascii="Cambria" w:cs="Cambria" w:eastAsia="Cambria" w:hAnsi="Cambria"/>
-                <w:b w:val="false"/>
-                <w:bCs w:val="false"/>
-                <w:sz w:val="20"/>
-                <w:szCs w:val="20"/>
-              </w:rPr>
-              <w:t xml:space="preserve">-33 %</w:t>
+            <w:tcW w:type="dxa" w:w="2708"/>
+            <w:tcMar>
+              <w:top w:type="dxa" w:w="70"/>
+              <w:left w:type="dxa" w:w="110"/>
+              <w:bottom w:type="dxa" w:w="70"/>
+              <w:right w:type="dxa" w:w="110"/>
+            </w:tcMar>
+          </w:tcPr>
+          <w:p>
+            <w:pPr>
+              <w:spacing w:after="0" w:line="260"/>
+            </w:pPr>
+            <w:r>
+              <w:rPr>
+                <w:rFonts w:ascii="Cambria" w:cs="Cambria" w:eastAsia="Cambria" w:hAnsi="Cambria"/>
+                <w:b w:val="false"/>
+                <w:bCs w:val="false"/>
+                <w:sz w:val="20"/>
+                <w:szCs w:val="20"/>
+              </w:rPr>
+              <w:t xml:space="preserve">CPU de sistema</w:t>
+            </w:r>
+          </w:p>
+        </w:tc>
+        <w:tc>
+          <w:tcPr>
+            <w:tcW w:type="dxa" w:w="3159"/>
+            <w:tcMar>
+              <w:top w:type="dxa" w:w="70"/>
+              <w:left w:type="dxa" w:w="110"/>
+              <w:bottom w:type="dxa" w:w="70"/>
+              <w:right w:type="dxa" w:w="110"/>
+            </w:tcMar>
+          </w:tcPr>
+          <w:p>
+            <w:pPr>
+              <w:spacing w:after="0" w:line="260"/>
+            </w:pPr>
+            <w:r>
+              <w:rPr>
+                <w:rFonts w:ascii="Cambria" w:cs="Cambria" w:eastAsia="Cambria" w:hAnsi="Cambria"/>
+                <w:b w:val="false"/>
+                <w:bCs w:val="false"/>
+                <w:sz w:val="20"/>
+                <w:szCs w:val="20"/>
+              </w:rPr>
+              <w:t xml:space="preserve">1,13 / 0,70 / 0,72</w:t>
+            </w:r>
+          </w:p>
+          <w:p>
+            <w:pPr>
+              <w:spacing w:after="0" w:line="260"/>
+            </w:pPr>
+            <w:r>
+              <w:rPr>
+                <w:rFonts w:ascii="Cambria" w:cs="Cambria" w:eastAsia="Cambria" w:hAnsi="Cambria"/>
+                <w:b w:val="false"/>
+                <w:bCs w:val="false"/>
+                <w:sz w:val="20"/>
+                <w:szCs w:val="20"/>
+              </w:rPr>
+              <w:t xml:space="preserve">media 0,85 s</w:t>
+            </w:r>
+          </w:p>
+        </w:tc>
+        <w:tc>
+          <w:tcPr>
+            <w:tcW w:type="dxa" w:w="3159"/>
+            <w:tcMar>
+              <w:top w:type="dxa" w:w="70"/>
+              <w:left w:type="dxa" w:w="110"/>
+              <w:bottom w:type="dxa" w:w="70"/>
+              <w:right w:type="dxa" w:w="110"/>
+            </w:tcMar>
+          </w:tcPr>
+          <w:p>
+            <w:pPr>
+              <w:spacing w:after="0" w:line="260"/>
+            </w:pPr>
+            <w:r>
+              <w:rPr>
+                <w:rFonts w:ascii="Cambria" w:cs="Cambria" w:eastAsia="Cambria" w:hAnsi="Cambria"/>
+                <w:b w:val="false"/>
+                <w:bCs w:val="false"/>
+                <w:sz w:val="20"/>
+                <w:szCs w:val="20"/>
+              </w:rPr>
+              <w:t xml:space="preserve">0,49 / 0,42 / 0,48</w:t>
+            </w:r>
+          </w:p>
+          <w:p>
+            <w:pPr>
+              <w:spacing w:after="0" w:line="260"/>
+            </w:pPr>
+            <w:r>
+              <w:rPr>
+                <w:rFonts w:ascii="Cambria" w:cs="Cambria" w:eastAsia="Cambria" w:hAnsi="Cambria"/>
+                <w:b w:val="false"/>
+                <w:bCs w:val="false"/>
+                <w:sz w:val="20"/>
+                <w:szCs w:val="20"/>
+              </w:rPr>
+              <w:t xml:space="preserve">media 0,46 s</w:t>
             </w:r>
           </w:p>
         </w:tc>
@@ -7152,7 +7399,117 @@
       <w:tr>
         <w:tc>
           <w:tcPr>
-            <w:tcW w:type="dxa" w:w="3971"/>
+            <w:tcW w:type="dxa" w:w="2708"/>
+            <w:tcMar>
+              <w:top w:type="dxa" w:w="70"/>
+              <w:left w:type="dxa" w:w="110"/>
+              <w:bottom w:type="dxa" w:w="70"/>
+              <w:right w:type="dxa" w:w="110"/>
+            </w:tcMar>
+          </w:tcPr>
+          <w:p>
+            <w:pPr>
+              <w:spacing w:after="0" w:line="260"/>
+            </w:pPr>
+            <w:r>
+              <w:rPr>
+                <w:rFonts w:ascii="Cambria" w:cs="Cambria" w:eastAsia="Cambria" w:hAnsi="Cambria"/>
+                <w:b w:val="false"/>
+                <w:bCs w:val="false"/>
+                <w:sz w:val="20"/>
+                <w:szCs w:val="20"/>
+              </w:rPr>
+              <w:t xml:space="preserve">CPU de usuario</w:t>
+            </w:r>
+          </w:p>
+        </w:tc>
+        <w:tc>
+          <w:tcPr>
+            <w:tcW w:type="dxa" w:w="3159"/>
+            <w:tcMar>
+              <w:top w:type="dxa" w:w="70"/>
+              <w:left w:type="dxa" w:w="110"/>
+              <w:bottom w:type="dxa" w:w="70"/>
+              <w:right w:type="dxa" w:w="110"/>
+            </w:tcMar>
+          </w:tcPr>
+          <w:p>
+            <w:pPr>
+              <w:spacing w:after="0" w:line="260"/>
+            </w:pPr>
+            <w:r>
+              <w:rPr>
+                <w:rFonts w:ascii="Cambria" w:cs="Cambria" w:eastAsia="Cambria" w:hAnsi="Cambria"/>
+                <w:b w:val="false"/>
+                <w:bCs w:val="false"/>
+                <w:sz w:val="20"/>
+                <w:szCs w:val="20"/>
+              </w:rPr>
+              <w:t xml:space="preserve">5,84 / 7,09 / 7,81</w:t>
+            </w:r>
+          </w:p>
+          <w:p>
+            <w:pPr>
+              <w:spacing w:after="0" w:line="260"/>
+            </w:pPr>
+            <w:r>
+              <w:rPr>
+                <w:rFonts w:ascii="Cambria" w:cs="Cambria" w:eastAsia="Cambria" w:hAnsi="Cambria"/>
+                <w:b w:val="false"/>
+                <w:bCs w:val="false"/>
+                <w:sz w:val="20"/>
+                <w:szCs w:val="20"/>
+              </w:rPr>
+              <w:t xml:space="preserve">media 6,91 s</w:t>
+            </w:r>
+          </w:p>
+        </w:tc>
+        <w:tc>
+          <w:tcPr>
+            <w:tcW w:type="dxa" w:w="3159"/>
+            <w:tcMar>
+              <w:top w:type="dxa" w:w="70"/>
+              <w:left w:type="dxa" w:w="110"/>
+              <w:bottom w:type="dxa" w:w="70"/>
+              <w:right w:type="dxa" w:w="110"/>
+            </w:tcMar>
+          </w:tcPr>
+          <w:p>
+            <w:pPr>
+              <w:spacing w:after="0" w:line="260"/>
+            </w:pPr>
+            <w:r>
+              <w:rPr>
+                <w:rFonts w:ascii="Cambria" w:cs="Cambria" w:eastAsia="Cambria" w:hAnsi="Cambria"/>
+                <w:b w:val="false"/>
+                <w:bCs w:val="false"/>
+                <w:sz w:val="20"/>
+                <w:szCs w:val="20"/>
+              </w:rPr>
+              <w:t xml:space="preserve">8,84 / 8,16 / 8,44</w:t>
+            </w:r>
+          </w:p>
+          <w:p>
+            <w:pPr>
+              <w:spacing w:after="0" w:line="260"/>
+            </w:pPr>
+            <w:r>
+              <w:rPr>
+                <w:rFonts w:ascii="Cambria" w:cs="Cambria" w:eastAsia="Cambria" w:hAnsi="Cambria"/>
+                <w:b w:val="false"/>
+                <w:bCs w:val="false"/>
+                <w:sz w:val="20"/>
+                <w:szCs w:val="20"/>
+              </w:rPr>
+              <w:t xml:space="preserve">media 8,48 s</w:t>
+            </w:r>
+          </w:p>
+        </w:tc>
+      </w:tr>
+      <w:tr>
+        <w:tc>
+          <w:tcPr>
+            <w:tcW w:type="dxa" w:w="2708"/>
             <w:tcMar>
               <w:top w:type="dxa" w:w="70"/>
               <w:left w:type="dxa" w:w="110"/>
@@ -7178,53 +7535,83 @@
         </w:tc>
         <w:tc>
           <w:tcPr>
-            <w:tcW w:type="dxa" w:w="2527"/>
-            <w:tcMar>
-              <w:top w:type="dxa" w:w="70"/>
-              <w:left w:type="dxa" w:w="110"/>
-              <w:bottom w:type="dxa" w:w="70"/>
-              <w:right w:type="dxa" w:w="110"/>
-            </w:tcMar>
-          </w:tcPr>
-          <w:p>
-            <w:pPr>
-              <w:spacing w:after="0" w:line="260"/>
-            </w:pPr>
-            <w:r>
-              <w:rPr>
-                <w:rFonts w:ascii="Cambria" w:cs="Cambria" w:eastAsia="Cambria" w:hAnsi="Cambria"/>
-                <w:b w:val="false"/>
-                <w:bCs w:val="false"/>
-                <w:sz w:val="20"/>
-                <w:szCs w:val="20"/>
-              </w:rPr>
-              <w:t xml:space="preserve">-</w:t>
-            </w:r>
-          </w:p>
-        </w:tc>
-        <w:tc>
-          <w:tcPr>
-            <w:tcW w:type="dxa" w:w="2527"/>
-            <w:tcMar>
-              <w:top w:type="dxa" w:w="70"/>
-              <w:left w:type="dxa" w:w="110"/>
-              <w:bottom w:type="dxa" w:w="70"/>
-              <w:right w:type="dxa" w:w="110"/>
-            </w:tcMar>
-          </w:tcPr>
-          <w:p>
-            <w:pPr>
-              <w:spacing w:after="0" w:line="260"/>
-            </w:pPr>
-            <w:r>
-              <w:rPr>
-                <w:rFonts w:ascii="Cambria" w:cs="Cambria" w:eastAsia="Cambria" w:hAnsi="Cambria"/>
-                <w:b w:val="false"/>
-                <w:bCs w:val="false"/>
-                <w:sz w:val="20"/>
-                <w:szCs w:val="20"/>
-              </w:rPr>
-              <w:t xml:space="preserve">+3,5 %</w:t>
+            <w:tcW w:type="dxa" w:w="3159"/>
+            <w:tcMar>
+              <w:top w:type="dxa" w:w="70"/>
+              <w:left w:type="dxa" w:w="110"/>
+              <w:bottom w:type="dxa" w:w="70"/>
+              <w:right w:type="dxa" w:w="110"/>
+            </w:tcMar>
+          </w:tcPr>
+          <w:p>
+            <w:pPr>
+              <w:spacing w:after="0" w:line="260"/>
+            </w:pPr>
+            <w:r>
+              <w:rPr>
+                <w:rFonts w:ascii="Cambria" w:cs="Cambria" w:eastAsia="Cambria" w:hAnsi="Cambria"/>
+                <w:b w:val="false"/>
+                <w:bCs w:val="false"/>
+                <w:sz w:val="20"/>
+                <w:szCs w:val="20"/>
+              </w:rPr>
+              <w:t xml:space="preserve">474 / 530 / 573</w:t>
+            </w:r>
+          </w:p>
+          <w:p>
+            <w:pPr>
+              <w:spacing w:after="0" w:line="260"/>
+            </w:pPr>
+            <w:r>
+              <w:rPr>
+                <w:rFonts w:ascii="Cambria" w:cs="Cambria" w:eastAsia="Cambria" w:hAnsi="Cambria"/>
+                <w:b w:val="false"/>
+                <w:bCs w:val="false"/>
+                <w:sz w:val="20"/>
+                <w:szCs w:val="20"/>
+              </w:rPr>
+              <w:t xml:space="preserve">media 526</w:t>
+            </w:r>
+          </w:p>
+        </w:tc>
+        <w:tc>
+          <w:tcPr>
+            <w:tcW w:type="dxa" w:w="3159"/>
+            <w:tcMar>
+              <w:top w:type="dxa" w:w="70"/>
+              <w:left w:type="dxa" w:w="110"/>
+              <w:bottom w:type="dxa" w:w="70"/>
+              <w:right w:type="dxa" w:w="110"/>
+            </w:tcMar>
+          </w:tcPr>
+          <w:p>
+            <w:pPr>
+              <w:spacing w:after="0" w:line="260"/>
+            </w:pPr>
+            <w:r>
+              <w:rPr>
+                <w:rFonts w:ascii="Cambria" w:cs="Cambria" w:eastAsia="Cambria" w:hAnsi="Cambria"/>
+                <w:b w:val="false"/>
+                <w:bCs w:val="false"/>
+                <w:sz w:val="20"/>
+                <w:szCs w:val="20"/>
+              </w:rPr>
+              <w:t xml:space="preserve">573 / 580 / 581</w:t>
+            </w:r>
+          </w:p>
+          <w:p>
+            <w:pPr>
+              <w:spacing w:after="0" w:line="260"/>
+            </w:pPr>
+            <w:r>
+              <w:rPr>
+                <w:rFonts w:ascii="Cambria" w:cs="Cambria" w:eastAsia="Cambria" w:hAnsi="Cambria"/>
+                <w:b w:val="false"/>
+                <w:bCs w:val="false"/>
+                <w:sz w:val="20"/>
+                <w:szCs w:val="20"/>
+              </w:rPr>
+              <w:t xml:space="preserve">media 578</w:t>
             </w:r>
           </w:p>
         </w:tc>
@@ -7242,7 +7629,7 @@
           <w:sz w:val="19"/>
           <w:szCs w:val="19"/>
         </w:rPr>
-        <w:t xml:space="preserve">Tabla 8. Semilla 42, la flota donde el costo por tarea deberia notarse.</w:t>
+        <w:t xml:space="preserve">Tabla 8. Semilla 42, tres corridas por columna, alternadas. El binario sin pool viene del commit d912b69, donde el QuotePool ya existe pero el dispatcher usa std::async.</w:t>
       </w:r>
     </w:p>
     <w:p>
@@ -7255,7 +7642,33 @@
           <w:sz w:val="22"/>
           <w:szCs w:val="22"/>
         </w:rPr>
-        <w:t xml:space="preserve">La prediccion era que con 64 couriers habria del orden de 64 hilos vivos por orden y el sistema se ahogaria creandolos. Medido, el pico de hilos fue 69 antes y 75 despues: la prediccion era falsa. Las estimaciones duran microsegundos, asi que los hilos nacen y mueren antes de acumularse. Lo que el pool si mejora es el costo de crearlos y destruirlos, que explica el 33 por ciento menos de CPU de sistema. El beneficio real es acotar los recursos y reutilizar el Router de cada trabajador, no evitar un colapso que no iba a ocurrir.</w:t>
+        <w:t xml:space="preserve">La prediccion era que con 64 couriers habria del orden de 64 hilos vivos por orden y el sistema se ahogaria creandolos. Medido, el pico de hilos es el mismo con pool y sin pool: 76 contra 75. La prediccion era falsa, y el motivo es que las estimaciones duran microsegundos, asi que los hilos nacen y mueren antes de poder acumularse.</w:t>
+      </w:r>
+    </w:p>
+    <w:p>
+      <w:pPr>
+        <w:spacing w:after="140" w:line="300"/>
+      </w:pPr>
+      <w:r>
+        <w:rPr>
+          <w:rFonts w:ascii="Cambria" w:cs="Cambria" w:eastAsia="Cambria" w:hAnsi="Cambria"/>
+          <w:sz w:val="22"/>
+          <w:szCs w:val="22"/>
+        </w:rPr>
+        <w:t xml:space="preserve">Lo que el pool si mejora, y de forma clara, es el tiempo de CPU de sistema: 0,85 s contra 0,46 s, y es la unica cifra con los rangos disjuntos. Ahi vive el costo de pedirle al nucleo un hilo nuevo y devolverlo, miles de veces. Las entregas suben de 526 a 578, aunque de las dos cifras esta es la menos firme: la columna sin pool va de 474 a 573.</w:t>
+      </w:r>
+    </w:p>
+    <w:p>
+      <w:pPr>
+        <w:spacing w:after="140" w:line="300"/>
+      </w:pPr>
+      <w:r>
+        <w:rPr>
+          <w:rFonts w:ascii="Cambria" w:cs="Cambria" w:eastAsia="Cambria" w:hAnsi="Cambria"/>
+          <w:sz w:val="22"/>
+          <w:szCs w:val="22"/>
+        </w:rPr>
+        <w:t xml:space="preserve">La sorpresa es que el CPU de usuario sube con el pool, de 6,91 s a 8,48 s. No es una regresion: el programa entrega un 10 por ciento mas de ordenes, y cada entrega activa se dibuja en la ventana treinta veces por segundo. Se paga mas trabajo de usuario porque se hace mas trabajo util. El beneficio real del pool es acotar los recursos y reutilizar el Router de cada trabajador, no evitar un colapso que no iba a ocurrir.</w:t>
       </w:r>
     </w:p>
     <w:p>
@@ -7285,7 +7698,482 @@
           <w:sz w:val="22"/>
           <w:szCs w:val="22"/>
         </w:rPr>
-        <w:t xml:space="preserve">Se probo que las ordenes que el courier todavia no habia retirado volvieran a la cola en vez de traspasarse. Las averias concretadas subieron de 2 a 8. Se revirtio igual: el validador lo rechazo porque el evento de reasignacion quedaba sin el id del courier receptor, que el enunciado define obligatorio, y porque la orden pasaba de asignada a creada sin ningun evento que lo registrara. Un experimento que mejora una metrica y rompe una regla no es una mejora.</w:t>
+        <w:t xml:space="preserve">Se probo que las ordenes que el courier todavia no habia retirado volvieran a la cola en vez de traspasarse, dejando el todo o nada solo para las que llevan comida encima. La variante nunca se incorporo al repositorio, asi que para tener el dato crudo se reconstruyo a mano sobre el codigo entregado y se corrio con la misma configuracion que la linea de base.</w:t>
+      </w:r>
+    </w:p>
+    <w:tbl>
+      <w:tblPr>
+        <w:tblW w:type="dxa" w:w="9026"/>
+        <w:tblBorders>
+          <w:top w:val="single" w:color="000000" w:sz="4"/>
+          <w:left w:val="single" w:color="000000" w:sz="4"/>
+          <w:bottom w:val="single" w:color="000000" w:sz="4"/>
+          <w:right w:val="single" w:color="000000" w:sz="4"/>
+          <w:insideH w:val="single" w:color="auto" w:sz="4"/>
+          <w:insideV w:val="single" w:color="auto" w:sz="4"/>
+        </w:tblBorders>
+      </w:tblPr>
+      <w:tblGrid>
+        <w:gridCol w:w="3069"/>
+        <w:gridCol w:w="2979"/>
+        <w:gridCol w:w="2979"/>
+      </w:tblGrid>
+      <w:tr>
+        <w:trPr>
+          <w:tblHeader/>
+        </w:trPr>
+        <w:tc>
+          <w:tcPr>
+            <w:tcW w:type="dxa" w:w="3069"/>
+            <w:tcMar>
+              <w:top w:type="dxa" w:w="70"/>
+              <w:left w:type="dxa" w:w="110"/>
+              <w:bottom w:type="dxa" w:w="70"/>
+              <w:right w:type="dxa" w:w="110"/>
+            </w:tcMar>
+          </w:tcPr>
+          <w:p>
+            <w:pPr>
+              <w:spacing w:after="0" w:line="260"/>
+            </w:pPr>
+            <w:r>
+              <w:rPr>
+                <w:rFonts w:ascii="Cambria" w:cs="Cambria" w:eastAsia="Cambria" w:hAnsi="Cambria"/>
+                <w:b/>
+                <w:bCs/>
+                <w:sz w:val="20"/>
+                <w:szCs w:val="20"/>
+              </w:rPr>
+              <w:t xml:space="preserve">Metrica</w:t>
+            </w:r>
+          </w:p>
+        </w:tc>
+        <w:tc>
+          <w:tcPr>
+            <w:tcW w:type="dxa" w:w="2979"/>
+            <w:tcMar>
+              <w:top w:type="dxa" w:w="70"/>
+              <w:left w:type="dxa" w:w="110"/>
+              <w:bottom w:type="dxa" w:w="70"/>
+              <w:right w:type="dxa" w:w="110"/>
+            </w:tcMar>
+          </w:tcPr>
+          <w:p>
+            <w:pPr>
+              <w:spacing w:after="0" w:line="260"/>
+            </w:pPr>
+            <w:r>
+              <w:rPr>
+                <w:rFonts w:ascii="Cambria" w:cs="Cambria" w:eastAsia="Cambria" w:hAnsi="Cambria"/>
+                <w:b/>
+                <w:bCs/>
+                <w:sz w:val="20"/>
+                <w:szCs w:val="20"/>
+              </w:rPr>
+              <w:t xml:space="preserve">Codigo entregado</w:t>
+            </w:r>
+          </w:p>
+        </w:tc>
+        <w:tc>
+          <w:tcPr>
+            <w:tcW w:type="dxa" w:w="2979"/>
+            <w:tcMar>
+              <w:top w:type="dxa" w:w="70"/>
+              <w:left w:type="dxa" w:w="110"/>
+              <w:bottom w:type="dxa" w:w="70"/>
+              <w:right w:type="dxa" w:w="110"/>
+            </w:tcMar>
+          </w:tcPr>
+          <w:p>
+            <w:pPr>
+              <w:spacing w:after="0" w:line="260"/>
+            </w:pPr>
+            <w:r>
+              <w:rPr>
+                <w:rFonts w:ascii="Cambria" w:cs="Cambria" w:eastAsia="Cambria" w:hAnsi="Cambria"/>
+                <w:b/>
+                <w:bCs/>
+                <w:sz w:val="20"/>
+                <w:szCs w:val="20"/>
+              </w:rPr>
+              <w:t xml:space="preserve">Variante descartada</w:t>
+            </w:r>
+          </w:p>
+        </w:tc>
+      </w:tr>
+      <w:tr>
+        <w:tc>
+          <w:tcPr>
+            <w:tcW w:type="dxa" w:w="3069"/>
+            <w:tcMar>
+              <w:top w:type="dxa" w:w="70"/>
+              <w:left w:type="dxa" w:w="110"/>
+              <w:bottom w:type="dxa" w:w="70"/>
+              <w:right w:type="dxa" w:w="110"/>
+            </w:tcMar>
+          </w:tcPr>
+          <w:p>
+            <w:pPr>
+              <w:spacing w:after="0" w:line="260"/>
+            </w:pPr>
+            <w:r>
+              <w:rPr>
+                <w:rFonts w:ascii="Cambria" w:cs="Cambria" w:eastAsia="Cambria" w:hAnsi="Cambria"/>
+                <w:b w:val="false"/>
+                <w:bCs w:val="false"/>
+                <w:sz w:val="20"/>
+                <w:szCs w:val="20"/>
+              </w:rPr>
+              <w:t xml:space="preserve">averias concretadas</w:t>
+            </w:r>
+          </w:p>
+        </w:tc>
+        <w:tc>
+          <w:tcPr>
+            <w:tcW w:type="dxa" w:w="2979"/>
+            <w:tcMar>
+              <w:top w:type="dxa" w:w="70"/>
+              <w:left w:type="dxa" w:w="110"/>
+              <w:bottom w:type="dxa" w:w="70"/>
+              <w:right w:type="dxa" w:w="110"/>
+            </w:tcMar>
+          </w:tcPr>
+          <w:p>
+            <w:pPr>
+              <w:spacing w:after="0" w:line="260"/>
+            </w:pPr>
+            <w:r>
+              <w:rPr>
+                <w:rFonts w:ascii="Cambria" w:cs="Cambria" w:eastAsia="Cambria" w:hAnsi="Cambria"/>
+                <w:b w:val="false"/>
+                <w:bCs w:val="false"/>
+                <w:sz w:val="20"/>
+                <w:szCs w:val="20"/>
+              </w:rPr>
+              <w:t xml:space="preserve">2</w:t>
+            </w:r>
+          </w:p>
+        </w:tc>
+        <w:tc>
+          <w:tcPr>
+            <w:tcW w:type="dxa" w:w="2979"/>
+            <w:tcMar>
+              <w:top w:type="dxa" w:w="70"/>
+              <w:left w:type="dxa" w:w="110"/>
+              <w:bottom w:type="dxa" w:w="70"/>
+              <w:right w:type="dxa" w:w="110"/>
+            </w:tcMar>
+          </w:tcPr>
+          <w:p>
+            <w:pPr>
+              <w:spacing w:after="0" w:line="260"/>
+            </w:pPr>
+            <w:r>
+              <w:rPr>
+                <w:rFonts w:ascii="Cambria" w:cs="Cambria" w:eastAsia="Cambria" w:hAnsi="Cambria"/>
+                <w:b w:val="false"/>
+                <w:bCs w:val="false"/>
+                <w:sz w:val="20"/>
+                <w:szCs w:val="20"/>
+              </w:rPr>
+              <w:t xml:space="preserve">8</w:t>
+            </w:r>
+          </w:p>
+        </w:tc>
+      </w:tr>
+      <w:tr>
+        <w:tc>
+          <w:tcPr>
+            <w:tcW w:type="dxa" w:w="3069"/>
+            <w:tcMar>
+              <w:top w:type="dxa" w:w="70"/>
+              <w:left w:type="dxa" w:w="110"/>
+              <w:bottom w:type="dxa" w:w="70"/>
+              <w:right w:type="dxa" w:w="110"/>
+            </w:tcMar>
+          </w:tcPr>
+          <w:p>
+            <w:pPr>
+              <w:spacing w:after="0" w:line="260"/>
+            </w:pPr>
+            <w:r>
+              <w:rPr>
+                <w:rFonts w:ascii="Cambria" w:cs="Cambria" w:eastAsia="Cambria" w:hAnsi="Cambria"/>
+                <w:b w:val="false"/>
+                <w:bCs w:val="false"/>
+                <w:sz w:val="20"/>
+                <w:szCs w:val="20"/>
+              </w:rPr>
+              <w:t xml:space="preserve">traspasos registrados</w:t>
+            </w:r>
+          </w:p>
+        </w:tc>
+        <w:tc>
+          <w:tcPr>
+            <w:tcW w:type="dxa" w:w="2979"/>
+            <w:tcMar>
+              <w:top w:type="dxa" w:w="70"/>
+              <w:left w:type="dxa" w:w="110"/>
+              <w:bottom w:type="dxa" w:w="70"/>
+              <w:right w:type="dxa" w:w="110"/>
+            </w:tcMar>
+          </w:tcPr>
+          <w:p>
+            <w:pPr>
+              <w:spacing w:after="0" w:line="260"/>
+            </w:pPr>
+            <w:r>
+              <w:rPr>
+                <w:rFonts w:ascii="Cambria" w:cs="Cambria" w:eastAsia="Cambria" w:hAnsi="Cambria"/>
+                <w:b w:val="false"/>
+                <w:bCs w:val="false"/>
+                <w:sz w:val="20"/>
+                <w:szCs w:val="20"/>
+              </w:rPr>
+              <w:t xml:space="preserve">2</w:t>
+            </w:r>
+          </w:p>
+        </w:tc>
+        <w:tc>
+          <w:tcPr>
+            <w:tcW w:type="dxa" w:w="2979"/>
+            <w:tcMar>
+              <w:top w:type="dxa" w:w="70"/>
+              <w:left w:type="dxa" w:w="110"/>
+              <w:bottom w:type="dxa" w:w="70"/>
+              <w:right w:type="dxa" w:w="110"/>
+            </w:tcMar>
+          </w:tcPr>
+          <w:p>
+            <w:pPr>
+              <w:spacing w:after="0" w:line="260"/>
+            </w:pPr>
+            <w:r>
+              <w:rPr>
+                <w:rFonts w:ascii="Cambria" w:cs="Cambria" w:eastAsia="Cambria" w:hAnsi="Cambria"/>
+                <w:b w:val="false"/>
+                <w:bCs w:val="false"/>
+                <w:sz w:val="20"/>
+                <w:szCs w:val="20"/>
+              </w:rPr>
+              <w:t xml:space="preserve">0</w:t>
+            </w:r>
+          </w:p>
+        </w:tc>
+      </w:tr>
+      <w:tr>
+        <w:tc>
+          <w:tcPr>
+            <w:tcW w:type="dxa" w:w="3069"/>
+            <w:tcMar>
+              <w:top w:type="dxa" w:w="70"/>
+              <w:left w:type="dxa" w:w="110"/>
+              <w:bottom w:type="dxa" w:w="70"/>
+              <w:right w:type="dxa" w:w="110"/>
+            </w:tcMar>
+          </w:tcPr>
+          <w:p>
+            <w:pPr>
+              <w:spacing w:after="0" w:line="260"/>
+            </w:pPr>
+            <w:r>
+              <w:rPr>
+                <w:rFonts w:ascii="Cambria" w:cs="Cambria" w:eastAsia="Cambria" w:hAnsi="Cambria"/>
+                <w:b w:val="false"/>
+                <w:bCs w:val="false"/>
+                <w:sz w:val="20"/>
+                <w:szCs w:val="20"/>
+              </w:rPr>
+              <w:t xml:space="preserve">ordenes retiradas</w:t>
+            </w:r>
+          </w:p>
+        </w:tc>
+        <w:tc>
+          <w:tcPr>
+            <w:tcW w:type="dxa" w:w="2979"/>
+            <w:tcMar>
+              <w:top w:type="dxa" w:w="70"/>
+              <w:left w:type="dxa" w:w="110"/>
+              <w:bottom w:type="dxa" w:w="70"/>
+              <w:right w:type="dxa" w:w="110"/>
+            </w:tcMar>
+          </w:tcPr>
+          <w:p>
+            <w:pPr>
+              <w:spacing w:after="0" w:line="260"/>
+            </w:pPr>
+            <w:r>
+              <w:rPr>
+                <w:rFonts w:ascii="Cambria" w:cs="Cambria" w:eastAsia="Cambria" w:hAnsi="Cambria"/>
+                <w:b w:val="false"/>
+                <w:bCs w:val="false"/>
+                <w:sz w:val="20"/>
+                <w:szCs w:val="20"/>
+              </w:rPr>
+              <w:t xml:space="preserve">59</w:t>
+            </w:r>
+          </w:p>
+        </w:tc>
+        <w:tc>
+          <w:tcPr>
+            <w:tcW w:type="dxa" w:w="2979"/>
+            <w:tcMar>
+              <w:top w:type="dxa" w:w="70"/>
+              <w:left w:type="dxa" w:w="110"/>
+              <w:bottom w:type="dxa" w:w="70"/>
+              <w:right w:type="dxa" w:w="110"/>
+            </w:tcMar>
+          </w:tcPr>
+          <w:p>
+            <w:pPr>
+              <w:spacing w:after="0" w:line="260"/>
+            </w:pPr>
+            <w:r>
+              <w:rPr>
+                <w:rFonts w:ascii="Cambria" w:cs="Cambria" w:eastAsia="Cambria" w:hAnsi="Cambria"/>
+                <w:b w:val="false"/>
+                <w:bCs w:val="false"/>
+                <w:sz w:val="20"/>
+                <w:szCs w:val="20"/>
+              </w:rPr>
+              <w:t xml:space="preserve">10</w:t>
+            </w:r>
+          </w:p>
+        </w:tc>
+      </w:tr>
+      <w:tr>
+        <w:tc>
+          <w:tcPr>
+            <w:tcW w:type="dxa" w:w="3069"/>
+            <w:tcMar>
+              <w:top w:type="dxa" w:w="70"/>
+              <w:left w:type="dxa" w:w="110"/>
+              <w:bottom w:type="dxa" w:w="70"/>
+              <w:right w:type="dxa" w:w="110"/>
+            </w:tcMar>
+          </w:tcPr>
+          <w:p>
+            <w:pPr>
+              <w:spacing w:after="0" w:line="260"/>
+            </w:pPr>
+            <w:r>
+              <w:rPr>
+                <w:rFonts w:ascii="Cambria" w:cs="Cambria" w:eastAsia="Cambria" w:hAnsi="Cambria"/>
+                <w:b w:val="false"/>
+                <w:bCs w:val="false"/>
+                <w:sz w:val="20"/>
+                <w:szCs w:val="20"/>
+              </w:rPr>
+              <w:t xml:space="preserve">entregadas</w:t>
+            </w:r>
+          </w:p>
+        </w:tc>
+        <w:tc>
+          <w:tcPr>
+            <w:tcW w:type="dxa" w:w="2979"/>
+            <w:tcMar>
+              <w:top w:type="dxa" w:w="70"/>
+              <w:left w:type="dxa" w:w="110"/>
+              <w:bottom w:type="dxa" w:w="70"/>
+              <w:right w:type="dxa" w:w="110"/>
+            </w:tcMar>
+          </w:tcPr>
+          <w:p>
+            <w:pPr>
+              <w:spacing w:after="0" w:line="260"/>
+            </w:pPr>
+            <w:r>
+              <w:rPr>
+                <w:rFonts w:ascii="Cambria" w:cs="Cambria" w:eastAsia="Cambria" w:hAnsi="Cambria"/>
+                <w:b w:val="false"/>
+                <w:bCs w:val="false"/>
+                <w:sz w:val="20"/>
+                <w:szCs w:val="20"/>
+              </w:rPr>
+              <w:t xml:space="preserve">56</w:t>
+            </w:r>
+          </w:p>
+        </w:tc>
+        <w:tc>
+          <w:tcPr>
+            <w:tcW w:type="dxa" w:w="2979"/>
+            <w:tcMar>
+              <w:top w:type="dxa" w:w="70"/>
+              <w:left w:type="dxa" w:w="110"/>
+              <w:bottom w:type="dxa" w:w="70"/>
+              <w:right w:type="dxa" w:w="110"/>
+            </w:tcMar>
+          </w:tcPr>
+          <w:p>
+            <w:pPr>
+              <w:spacing w:after="0" w:line="260"/>
+            </w:pPr>
+            <w:r>
+              <w:rPr>
+                <w:rFonts w:ascii="Cambria" w:cs="Cambria" w:eastAsia="Cambria" w:hAnsi="Cambria"/>
+                <w:b w:val="false"/>
+                <w:bCs w:val="false"/>
+                <w:sz w:val="20"/>
+                <w:szCs w:val="20"/>
+              </w:rPr>
+              <w:t xml:space="preserve">10</w:t>
+            </w:r>
+          </w:p>
+        </w:tc>
+      </w:tr>
+    </w:tbl>
+    <w:p>
+      <w:pPr>
+        <w:spacing w:after="200" w:before="80" w:line="260"/>
+      </w:pPr>
+      <w:r>
+        <w:rPr>
+          <w:rFonts w:ascii="Cambria" w:cs="Cambria" w:eastAsia="Cambria" w:hAnsi="Cambria"/>
+          <w:i/>
+          <w:iCs/>
+          <w:sz w:val="19"/>
+          <w:szCs w:val="19"/>
+        </w:rPr>
+        <w:t xml:space="preserve">Tabla 9. Misma configuracion: 8 couriers, probabilidad 0,6, semilla 42.</w:t>
+      </w:r>
+    </w:p>
+    <w:p>
+      <w:pPr>
+        <w:spacing w:after="140" w:line="300"/>
+      </w:pPr>
+      <w:r>
+        <w:rPr>
+          <w:rFonts w:ascii="Cambria" w:cs="Cambria" w:eastAsia="Cambria" w:hAnsi="Cambria"/>
+          <w:sz w:val="22"/>
+          <w:szCs w:val="22"/>
+        </w:rPr>
+        <w:t xml:space="preserve">Se revirtio, y al repetir la medicion con los datos crudos aparecieron dos razones que la primera vez no se habian visto. La que ya se conocia es que el log queda invalido: la orden vuelve a la cola sin ningun evento que lo registre, asi que para el log sigue asignada, y cuando despues vence su plazo de aceptacion la transicion que queda escrita es asignada a rechazada. El validador la rechaza.</w:t>
+      </w:r>
+    </w:p>
+    <w:p>
+      <w:pPr>
+        <w:spacing w:after="140" w:line="300"/>
+      </w:pPr>
+      <w:r>
+        <w:rPr>
+          <w:rFonts w:ascii="Cambria" w:cs="Cambria" w:eastAsia="Cambria" w:hAnsi="Cambria"/>
+          <w:sz w:val="22"/>
+          <w:szCs w:val="22"/>
+        </w:rPr>
+        <w:t xml:space="preserve">Las dos nuevas son peores. Primero, los traspasos pasan de 2 a cero: si las ordenes no retiradas se devuelven, lo unico que queda para traspasar es comida ya retirada, y casi nunca hay. La variante no mejora el camino del scoped_lock, lo elimina, y ese camino es justo lo que el enunciado pide ejercitar. Segundo, las entregas caen de 56 a 10: las ocho averias son los ocho couriers de la flota, que quedan todos fuera de servicio.</w:t>
+      </w:r>
+    </w:p>
+    <w:p>
+      <w:pPr>
+        <w:spacing w:after="140" w:line="300"/>
+      </w:pPr>
+      <w:r>
+        <w:rPr>
+          <w:rFonts w:ascii="Cambria" w:cs="Cambria" w:eastAsia="Cambria" w:hAnsi="Cambria"/>
+          <w:sz w:val="22"/>
+          <w:szCs w:val="22"/>
+        </w:rPr>
+        <w:t xml:space="preserve">Visto asi, la metrica que mejoraba era un espejismo. Mas averias concretadas solo era mejor si servian para ejercitar el traspaso, y lo que hacian era vaciar la flota sin traspasar nada. Un experimento que mejora una metrica y rompe una regla no es una mejora.</w:t>
       </w:r>
     </w:p>
     <w:p>
@@ -8383,7 +9271,7 @@
           <w:sz w:val="22"/>
           <w:szCs w:val="22"/>
         </w:rPr>
-        <w:t xml:space="preserve">Con 64 couriers habria 64 hilos por orden y el sistema se ahogaria. Medido: 69 hilos en el pico antes del cambio y 75 despues. Las estimaciones duran microsegundos.</w:t>
+        <w:t xml:space="preserve">Con 64 couriers habria 64 hilos por orden y el sistema se ahogaria. Medido con tres corridas por columna: el pico de hilos es el mismo con pool y sin pool, 76 contra 75. Las estimaciones duran microsegundos, asi que los hilos nacen y mueren antes de acumularse.</w:t>
       </w:r>
     </w:p>
     <w:p>
@@ -8401,7 +9289,7 @@
           <w:sz w:val="22"/>
           <w:szCs w:val="22"/>
         </w:rPr>
-        <w:t xml:space="preserve">Tomar el lugar de retiro mas tarde sube las entregas. Con la configuracion por defecto no cambia nada, porque el tiempo de preparacion se cuenta desde que la orden se crea y la comida ya esta lista cuando el courier llega.</w:t>
+        <w:t xml:space="preserve">Tomar el lugar de retiro mas tarde sube las entregas un 8,6 por ciento. Con tres corridas por celda los rangos de entregas se superponen y la diferencia queda en el 3 por ciento, dentro del ruido. Lo que si resiste la repeticion es el tiempo medio de entrega de la configuracion en disputa, con rangos casi disjuntos y 37 segundos de mejora.</w:t>
       </w:r>
     </w:p>
     <w:p>
@@ -9155,6 +10043,21 @@
                 <w:szCs w:val="20"/>
               </w:rPr>
               <w:t xml:space="preserve">Configuraciones de cada experimento, con su registro y su resumen.</w:t>
+            </w:r>
+          </w:p>
+          <w:p>
+            <w:pPr>
+              <w:spacing w:after="0" w:line="260"/>
+            </w:pPr>
+            <w:r>
+              <w:rPr>
+                <w:rFonts w:ascii="Cambria" w:cs="Cambria" w:eastAsia="Cambria" w:hAnsi="Cambria"/>
+                <w:b w:val="false"/>
+                <w:bCs w:val="false"/>
+                <w:sz w:val="20"/>
+                <w:szCs w:val="20"/>
+              </w:rPr>
+              <w:t xml:space="preserve">Su README explica de que commit salio cada corrida de las columnas antes.</w:t>
             </w:r>
           </w:p>
         </w:tc>

--- a/docs/Informe_Tecnico_Equipetrol_Delivery.docx
+++ b/docs/Informe_Tecnico_Equipetrol_Delivery.docx
@@ -8762,6 +8762,828 @@
     </w:p>
     <w:p>
       <w:pPr>
+        <w:pStyle w:val="Heading2"/>
+        <w:spacing w:after="120" w:before="260"/>
+      </w:pPr>
+      <w:r>
+        <w:rPr>
+          <w:rFonts w:ascii="Cambria" w:cs="Cambria" w:eastAsia="Cambria" w:hAnsi="Cambria"/>
+          <w:b/>
+          <w:bCs/>
+          <w:color w:val="000000"/>
+          <w:sz w:val="23"/>
+          <w:szCs w:val="23"/>
+        </w:rPr>
+        <w:t xml:space="preserve">8.5 Los escenarios con los que el enunciado dice que se va a probar</w:t>
+      </w:r>
+    </w:p>
+    <w:p>
+      <w:pPr>
+        <w:spacing w:after="140" w:line="300"/>
+      </w:pPr>
+      <w:r>
+        <w:rPr>
+          <w:rFonts w:ascii="Cambria" w:cs="Cambria" w:eastAsia="Cambria" w:hAnsi="Cambria"/>
+          <w:sz w:val="22"/>
+          <w:szCs w:val="22"/>
+        </w:rPr>
+        <w:t xml:space="preserve">El enunciado enumera las configuraciones que van a usar los revisores. Estan todas en config/tests/, y se corrieron tres veces cada una, porque el mismo enunciado avisa que los defectos que aparecen solo a veces son defectos.</w:t>
+      </w:r>
+    </w:p>
+    <w:tbl>
+      <w:tblPr>
+        <w:tblW w:type="dxa" w:w="9026"/>
+        <w:tblBorders>
+          <w:top w:val="single" w:color="000000" w:sz="4"/>
+          <w:left w:val="single" w:color="000000" w:sz="4"/>
+          <w:bottom w:val="single" w:color="000000" w:sz="4"/>
+          <w:right w:val="single" w:color="000000" w:sz="4"/>
+          <w:insideH w:val="single" w:color="auto" w:sz="4"/>
+          <w:insideV w:val="single" w:color="auto" w:sz="4"/>
+        </w:tblBorders>
+      </w:tblPr>
+      <w:tblGrid>
+        <w:gridCol w:w="2708"/>
+        <w:gridCol w:w="3069"/>
+        <w:gridCol w:w="3249"/>
+      </w:tblGrid>
+      <w:tr>
+        <w:trPr>
+          <w:tblHeader/>
+        </w:trPr>
+        <w:tc>
+          <w:tcPr>
+            <w:tcW w:type="dxa" w:w="2708"/>
+            <w:tcMar>
+              <w:top w:type="dxa" w:w="70"/>
+              <w:left w:type="dxa" w:w="110"/>
+              <w:bottom w:type="dxa" w:w="70"/>
+              <w:right w:type="dxa" w:w="110"/>
+            </w:tcMar>
+          </w:tcPr>
+          <w:p>
+            <w:pPr>
+              <w:spacing w:after="0" w:line="260"/>
+            </w:pPr>
+            <w:r>
+              <w:rPr>
+                <w:rFonts w:ascii="Cambria" w:cs="Cambria" w:eastAsia="Cambria" w:hAnsi="Cambria"/>
+                <w:b/>
+                <w:bCs/>
+                <w:sz w:val="20"/>
+                <w:szCs w:val="20"/>
+              </w:rPr>
+              <w:t xml:space="preserve">Escenario</w:t>
+            </w:r>
+          </w:p>
+        </w:tc>
+        <w:tc>
+          <w:tcPr>
+            <w:tcW w:type="dxa" w:w="3069"/>
+            <w:tcMar>
+              <w:top w:type="dxa" w:w="70"/>
+              <w:left w:type="dxa" w:w="110"/>
+              <w:bottom w:type="dxa" w:w="70"/>
+              <w:right w:type="dxa" w:w="110"/>
+            </w:tcMar>
+          </w:tcPr>
+          <w:p>
+            <w:pPr>
+              <w:spacing w:after="0" w:line="260"/>
+            </w:pPr>
+            <w:r>
+              <w:rPr>
+                <w:rFonts w:ascii="Cambria" w:cs="Cambria" w:eastAsia="Cambria" w:hAnsi="Cambria"/>
+                <w:b/>
+                <w:bCs/>
+                <w:sz w:val="20"/>
+                <w:szCs w:val="20"/>
+              </w:rPr>
+              <w:t xml:space="preserve">Archivo</w:t>
+            </w:r>
+          </w:p>
+        </w:tc>
+        <w:tc>
+          <w:tcPr>
+            <w:tcW w:type="dxa" w:w="3249"/>
+            <w:tcMar>
+              <w:top w:type="dxa" w:w="70"/>
+              <w:left w:type="dxa" w:w="110"/>
+              <w:bottom w:type="dxa" w:w="70"/>
+              <w:right w:type="dxa" w:w="110"/>
+            </w:tcMar>
+          </w:tcPr>
+          <w:p>
+            <w:pPr>
+              <w:spacing w:after="0" w:line="260"/>
+            </w:pPr>
+            <w:r>
+              <w:rPr>
+                <w:rFonts w:ascii="Cambria" w:cs="Cambria" w:eastAsia="Cambria" w:hAnsi="Cambria"/>
+                <w:b/>
+                <w:bCs/>
+                <w:sz w:val="20"/>
+                <w:szCs w:val="20"/>
+              </w:rPr>
+              <w:t xml:space="preserve">Resultado de tres corridas</w:t>
+            </w:r>
+          </w:p>
+        </w:tc>
+      </w:tr>
+      <w:tr>
+        <w:tc>
+          <w:tcPr>
+            <w:tcW w:type="dxa" w:w="2708"/>
+            <w:tcMar>
+              <w:top w:type="dxa" w:w="70"/>
+              <w:left w:type="dxa" w:w="110"/>
+              <w:bottom w:type="dxa" w:w="70"/>
+              <w:right w:type="dxa" w:w="110"/>
+            </w:tcMar>
+          </w:tcPr>
+          <w:p>
+            <w:pPr>
+              <w:spacing w:after="0" w:line="260"/>
+            </w:pPr>
+            <w:r>
+              <w:rPr>
+                <w:rFonts w:ascii="Cambria" w:cs="Cambria" w:eastAsia="Cambria" w:hAnsi="Cambria"/>
+                <w:b w:val="false"/>
+                <w:bCs w:val="false"/>
+                <w:sz w:val="20"/>
+                <w:szCs w:val="20"/>
+              </w:rPr>
+              <w:t xml:space="preserve">una chica</w:t>
+            </w:r>
+          </w:p>
+        </w:tc>
+        <w:tc>
+          <w:tcPr>
+            <w:tcW w:type="dxa" w:w="3069"/>
+            <w:tcMar>
+              <w:top w:type="dxa" w:w="70"/>
+              <w:left w:type="dxa" w:w="110"/>
+              <w:bottom w:type="dxa" w:w="70"/>
+              <w:right w:type="dxa" w:w="110"/>
+            </w:tcMar>
+          </w:tcPr>
+          <w:p>
+            <w:pPr>
+              <w:spacing w:after="0" w:line="260"/>
+            </w:pPr>
+            <w:r>
+              <w:rPr>
+                <w:rFonts w:ascii="Cambria" w:cs="Cambria" w:eastAsia="Cambria" w:hAnsi="Cambria"/>
+                <w:b w:val="false"/>
+                <w:bCs w:val="false"/>
+                <w:sz w:val="20"/>
+                <w:szCs w:val="20"/>
+              </w:rPr>
+              <w:t xml:space="preserve">small.json</w:t>
+            </w:r>
+          </w:p>
+        </w:tc>
+        <w:tc>
+          <w:tcPr>
+            <w:tcW w:type="dxa" w:w="3249"/>
+            <w:tcMar>
+              <w:top w:type="dxa" w:w="70"/>
+              <w:left w:type="dxa" w:w="110"/>
+              <w:bottom w:type="dxa" w:w="70"/>
+              <w:right w:type="dxa" w:w="110"/>
+            </w:tcMar>
+          </w:tcPr>
+          <w:p>
+            <w:pPr>
+              <w:spacing w:after="0" w:line="260"/>
+            </w:pPr>
+            <w:r>
+              <w:rPr>
+                <w:rFonts w:ascii="Cambria" w:cs="Cambria" w:eastAsia="Cambria" w:hAnsi="Cambria"/>
+                <w:b w:val="false"/>
+                <w:bCs w:val="false"/>
+                <w:sz w:val="20"/>
+                <w:szCs w:val="20"/>
+              </w:rPr>
+              <w:t xml:space="preserve">exit 0, validador correcto</w:t>
+            </w:r>
+          </w:p>
+        </w:tc>
+      </w:tr>
+      <w:tr>
+        <w:tc>
+          <w:tcPr>
+            <w:tcW w:type="dxa" w:w="2708"/>
+            <w:tcMar>
+              <w:top w:type="dxa" w:w="70"/>
+              <w:left w:type="dxa" w:w="110"/>
+              <w:bottom w:type="dxa" w:w="70"/>
+              <w:right w:type="dxa" w:w="110"/>
+            </w:tcMar>
+          </w:tcPr>
+          <w:p>
+            <w:pPr>
+              <w:spacing w:after="0" w:line="260"/>
+            </w:pPr>
+            <w:r>
+              <w:rPr>
+                <w:rFonts w:ascii="Cambria" w:cs="Cambria" w:eastAsia="Cambria" w:hAnsi="Cambria"/>
+                <w:b w:val="false"/>
+                <w:bCs w:val="false"/>
+                <w:sz w:val="20"/>
+                <w:szCs w:val="20"/>
+              </w:rPr>
+              <w:t xml:space="preserve">grande: 64 couriers, tasa altisima</w:t>
+            </w:r>
+          </w:p>
+        </w:tc>
+        <w:tc>
+          <w:tcPr>
+            <w:tcW w:type="dxa" w:w="3069"/>
+            <w:tcMar>
+              <w:top w:type="dxa" w:w="70"/>
+              <w:left w:type="dxa" w:w="110"/>
+              <w:bottom w:type="dxa" w:w="70"/>
+              <w:right w:type="dxa" w:w="110"/>
+            </w:tcMar>
+          </w:tcPr>
+          <w:p>
+            <w:pPr>
+              <w:spacing w:after="0" w:line="260"/>
+            </w:pPr>
+            <w:r>
+              <w:rPr>
+                <w:rFonts w:ascii="Cambria" w:cs="Cambria" w:eastAsia="Cambria" w:hAnsi="Cambria"/>
+                <w:b w:val="false"/>
+                <w:bCs w:val="false"/>
+                <w:sz w:val="20"/>
+                <w:szCs w:val="20"/>
+              </w:rPr>
+              <w:t xml:space="preserve">exp6_pool_64_couriers.json</w:t>
+            </w:r>
+          </w:p>
+        </w:tc>
+        <w:tc>
+          <w:tcPr>
+            <w:tcW w:type="dxa" w:w="3249"/>
+            <w:tcMar>
+              <w:top w:type="dxa" w:w="70"/>
+              <w:left w:type="dxa" w:w="110"/>
+              <w:bottom w:type="dxa" w:w="70"/>
+              <w:right w:type="dxa" w:w="110"/>
+            </w:tcMar>
+          </w:tcPr>
+          <w:p>
+            <w:pPr>
+              <w:spacing w:after="0" w:line="260"/>
+            </w:pPr>
+            <w:r>
+              <w:rPr>
+                <w:rFonts w:ascii="Cambria" w:cs="Cambria" w:eastAsia="Cambria" w:hAnsi="Cambria"/>
+                <w:b w:val="false"/>
+                <w:bCs w:val="false"/>
+                <w:sz w:val="20"/>
+                <w:szCs w:val="20"/>
+              </w:rPr>
+              <w:t xml:space="preserve">exit 0, validador correcto</w:t>
+            </w:r>
+          </w:p>
+        </w:tc>
+      </w:tr>
+      <w:tr>
+        <w:tc>
+          <w:tcPr>
+            <w:tcW w:type="dxa" w:w="2708"/>
+            <w:tcMar>
+              <w:top w:type="dxa" w:w="70"/>
+              <w:left w:type="dxa" w:w="110"/>
+              <w:bottom w:type="dxa" w:w="70"/>
+              <w:right w:type="dxa" w:w="110"/>
+            </w:tcMar>
+          </w:tcPr>
+          <w:p>
+            <w:pPr>
+              <w:spacing w:after="0" w:line="260"/>
+            </w:pPr>
+            <w:r>
+              <w:rPr>
+                <w:rFonts w:ascii="Cambria" w:cs="Cambria" w:eastAsia="Cambria" w:hAnsi="Cambria"/>
+                <w:b w:val="false"/>
+                <w:bCs w:val="false"/>
+                <w:sz w:val="20"/>
+                <w:szCs w:val="20"/>
+              </w:rPr>
+              <w:t xml:space="preserve">rafagas en el mismo instante</w:t>
+            </w:r>
+          </w:p>
+        </w:tc>
+        <w:tc>
+          <w:tcPr>
+            <w:tcW w:type="dxa" w:w="3069"/>
+            <w:tcMar>
+              <w:top w:type="dxa" w:w="70"/>
+              <w:left w:type="dxa" w:w="110"/>
+              <w:bottom w:type="dxa" w:w="70"/>
+              <w:right w:type="dxa" w:w="110"/>
+            </w:tcMar>
+          </w:tcPr>
+          <w:p>
+            <w:pPr>
+              <w:spacing w:after="0" w:line="260"/>
+            </w:pPr>
+            <w:r>
+              <w:rPr>
+                <w:rFonts w:ascii="Cambria" w:cs="Cambria" w:eastAsia="Cambria" w:hAnsi="Cambria"/>
+                <w:b w:val="false"/>
+                <w:bCs w:val="false"/>
+                <w:sz w:val="20"/>
+                <w:szCs w:val="20"/>
+              </w:rPr>
+              <w:t xml:space="preserve">bursts_same_instant.json</w:t>
+            </w:r>
+          </w:p>
+        </w:tc>
+        <w:tc>
+          <w:tcPr>
+            <w:tcW w:type="dxa" w:w="3249"/>
+            <w:tcMar>
+              <w:top w:type="dxa" w:w="70"/>
+              <w:left w:type="dxa" w:w="110"/>
+              <w:bottom w:type="dxa" w:w="70"/>
+              <w:right w:type="dxa" w:w="110"/>
+            </w:tcMar>
+          </w:tcPr>
+          <w:p>
+            <w:pPr>
+              <w:spacing w:after="0" w:line="260"/>
+            </w:pPr>
+            <w:r>
+              <w:rPr>
+                <w:rFonts w:ascii="Cambria" w:cs="Cambria" w:eastAsia="Cambria" w:hAnsi="Cambria"/>
+                <w:b w:val="false"/>
+                <w:bCs w:val="false"/>
+                <w:sz w:val="20"/>
+                <w:szCs w:val="20"/>
+              </w:rPr>
+              <w:t xml:space="preserve">exit 0, validador correcto</w:t>
+            </w:r>
+          </w:p>
+        </w:tc>
+      </w:tr>
+      <w:tr>
+        <w:tc>
+          <w:tcPr>
+            <w:tcW w:type="dxa" w:w="2708"/>
+            <w:tcMar>
+              <w:top w:type="dxa" w:w="70"/>
+              <w:left w:type="dxa" w:w="110"/>
+              <w:bottom w:type="dxa" w:w="70"/>
+              <w:right w:type="dxa" w:w="110"/>
+            </w:tcMar>
+          </w:tcPr>
+          <w:p>
+            <w:pPr>
+              <w:spacing w:after="0" w:line="260"/>
+            </w:pPr>
+            <w:r>
+              <w:rPr>
+                <w:rFonts w:ascii="Cambria" w:cs="Cambria" w:eastAsia="Cambria" w:hAnsi="Cambria"/>
+                <w:b w:val="false"/>
+                <w:bCs w:val="false"/>
+                <w:sz w:val="20"/>
+                <w:szCs w:val="20"/>
+              </w:rPr>
+              <w:t xml:space="preserve">un solo lugar de retiro</w:t>
+            </w:r>
+          </w:p>
+        </w:tc>
+        <w:tc>
+          <w:tcPr>
+            <w:tcW w:type="dxa" w:w="3069"/>
+            <w:tcMar>
+              <w:top w:type="dxa" w:w="70"/>
+              <w:left w:type="dxa" w:w="110"/>
+              <w:bottom w:type="dxa" w:w="70"/>
+              <w:right w:type="dxa" w:w="110"/>
+            </w:tcMar>
+          </w:tcPr>
+          <w:p>
+            <w:pPr>
+              <w:spacing w:after="0" w:line="260"/>
+            </w:pPr>
+            <w:r>
+              <w:rPr>
+                <w:rFonts w:ascii="Cambria" w:cs="Cambria" w:eastAsia="Cambria" w:hAnsi="Cambria"/>
+                <w:b w:val="false"/>
+                <w:bCs w:val="false"/>
+                <w:sz w:val="20"/>
+                <w:szCs w:val="20"/>
+              </w:rPr>
+              <w:t xml:space="preserve">exp4_un_solo_slot.json</w:t>
+            </w:r>
+          </w:p>
+        </w:tc>
+        <w:tc>
+          <w:tcPr>
+            <w:tcW w:type="dxa" w:w="3249"/>
+            <w:tcMar>
+              <w:top w:type="dxa" w:w="70"/>
+              <w:left w:type="dxa" w:w="110"/>
+              <w:bottom w:type="dxa" w:w="70"/>
+              <w:right w:type="dxa" w:w="110"/>
+            </w:tcMar>
+          </w:tcPr>
+          <w:p>
+            <w:pPr>
+              <w:spacing w:after="0" w:line="260"/>
+            </w:pPr>
+            <w:r>
+              <w:rPr>
+                <w:rFonts w:ascii="Cambria" w:cs="Cambria" w:eastAsia="Cambria" w:hAnsi="Cambria"/>
+                <w:b w:val="false"/>
+                <w:bCs w:val="false"/>
+                <w:sz w:val="20"/>
+                <w:szCs w:val="20"/>
+              </w:rPr>
+              <w:t xml:space="preserve">exit 0, validador correcto</w:t>
+            </w:r>
+          </w:p>
+        </w:tc>
+      </w:tr>
+      <w:tr>
+        <w:tc>
+          <w:tcPr>
+            <w:tcW w:type="dxa" w:w="2708"/>
+            <w:tcMar>
+              <w:top w:type="dxa" w:w="70"/>
+              <w:left w:type="dxa" w:w="110"/>
+              <w:bottom w:type="dxa" w:w="70"/>
+              <w:right w:type="dxa" w:w="110"/>
+            </w:tcMar>
+          </w:tcPr>
+          <w:p>
+            <w:pPr>
+              <w:spacing w:after="0" w:line="260"/>
+            </w:pPr>
+            <w:r>
+              <w:rPr>
+                <w:rFonts w:ascii="Cambria" w:cs="Cambria" w:eastAsia="Cambria" w:hAnsi="Cambria"/>
+                <w:b w:val="false"/>
+                <w:bCs w:val="false"/>
+                <w:sz w:val="20"/>
+                <w:szCs w:val="20"/>
+              </w:rPr>
+              <w:t xml:space="preserve">bolsa de capacidad 1</w:t>
+            </w:r>
+          </w:p>
+        </w:tc>
+        <w:tc>
+          <w:tcPr>
+            <w:tcW w:type="dxa" w:w="3069"/>
+            <w:tcMar>
+              <w:top w:type="dxa" w:w="70"/>
+              <w:left w:type="dxa" w:w="110"/>
+              <w:bottom w:type="dxa" w:w="70"/>
+              <w:right w:type="dxa" w:w="110"/>
+            </w:tcMar>
+          </w:tcPr>
+          <w:p>
+            <w:pPr>
+              <w:spacing w:after="0" w:line="260"/>
+            </w:pPr>
+            <w:r>
+              <w:rPr>
+                <w:rFonts w:ascii="Cambria" w:cs="Cambria" w:eastAsia="Cambria" w:hAnsi="Cambria"/>
+                <w:b w:val="false"/>
+                <w:bCs w:val="false"/>
+                <w:sz w:val="20"/>
+                <w:szCs w:val="20"/>
+              </w:rPr>
+              <w:t xml:space="preserve">bag_capacity_1.json</w:t>
+            </w:r>
+          </w:p>
+        </w:tc>
+        <w:tc>
+          <w:tcPr>
+            <w:tcW w:type="dxa" w:w="3249"/>
+            <w:tcMar>
+              <w:top w:type="dxa" w:w="70"/>
+              <w:left w:type="dxa" w:w="110"/>
+              <w:bottom w:type="dxa" w:w="70"/>
+              <w:right w:type="dxa" w:w="110"/>
+            </w:tcMar>
+          </w:tcPr>
+          <w:p>
+            <w:pPr>
+              <w:spacing w:after="0" w:line="260"/>
+            </w:pPr>
+            <w:r>
+              <w:rPr>
+                <w:rFonts w:ascii="Cambria" w:cs="Cambria" w:eastAsia="Cambria" w:hAnsi="Cambria"/>
+                <w:b w:val="false"/>
+                <w:bCs w:val="false"/>
+                <w:sz w:val="20"/>
+                <w:szCs w:val="20"/>
+              </w:rPr>
+              <w:t xml:space="preserve">exit 0, validador correcto</w:t>
+            </w:r>
+          </w:p>
+        </w:tc>
+      </w:tr>
+      <w:tr>
+        <w:tc>
+          <w:tcPr>
+            <w:tcW w:type="dxa" w:w="2708"/>
+            <w:tcMar>
+              <w:top w:type="dxa" w:w="70"/>
+              <w:left w:type="dxa" w:w="110"/>
+              <w:bottom w:type="dxa" w:w="70"/>
+              <w:right w:type="dxa" w:w="110"/>
+            </w:tcMar>
+          </w:tcPr>
+          <w:p>
+            <w:pPr>
+              <w:spacing w:after="0" w:line="260"/>
+            </w:pPr>
+            <w:r>
+              <w:rPr>
+                <w:rFonts w:ascii="Cambria" w:cs="Cambria" w:eastAsia="Cambria" w:hAnsi="Cambria"/>
+                <w:b w:val="false"/>
+                <w:bCs w:val="false"/>
+                <w:sz w:val="20"/>
+                <w:szCs w:val="20"/>
+              </w:rPr>
+              <w:t xml:space="preserve">probabilidad de averia 1</w:t>
+            </w:r>
+          </w:p>
+        </w:tc>
+        <w:tc>
+          <w:tcPr>
+            <w:tcW w:type="dxa" w:w="3069"/>
+            <w:tcMar>
+              <w:top w:type="dxa" w:w="70"/>
+              <w:left w:type="dxa" w:w="110"/>
+              <w:bottom w:type="dxa" w:w="70"/>
+              <w:right w:type="dxa" w:w="110"/>
+            </w:tcMar>
+          </w:tcPr>
+          <w:p>
+            <w:pPr>
+              <w:spacing w:after="0" w:line="260"/>
+            </w:pPr>
+            <w:r>
+              <w:rPr>
+                <w:rFonts w:ascii="Cambria" w:cs="Cambria" w:eastAsia="Cambria" w:hAnsi="Cambria"/>
+                <w:b w:val="false"/>
+                <w:bCs w:val="false"/>
+                <w:sz w:val="20"/>
+                <w:szCs w:val="20"/>
+              </w:rPr>
+              <w:t xml:space="preserve">breakdown_always.json</w:t>
+            </w:r>
+          </w:p>
+        </w:tc>
+        <w:tc>
+          <w:tcPr>
+            <w:tcW w:type="dxa" w:w="3249"/>
+            <w:tcMar>
+              <w:top w:type="dxa" w:w="70"/>
+              <w:left w:type="dxa" w:w="110"/>
+              <w:bottom w:type="dxa" w:w="70"/>
+              <w:right w:type="dxa" w:w="110"/>
+            </w:tcMar>
+          </w:tcPr>
+          <w:p>
+            <w:pPr>
+              <w:spacing w:after="0" w:line="260"/>
+            </w:pPr>
+            <w:r>
+              <w:rPr>
+                <w:rFonts w:ascii="Cambria" w:cs="Cambria" w:eastAsia="Cambria" w:hAnsi="Cambria"/>
+                <w:b w:val="false"/>
+                <w:bCs w:val="false"/>
+                <w:sz w:val="20"/>
+                <w:szCs w:val="20"/>
+              </w:rPr>
+              <w:t xml:space="preserve">exit 0, validador correcto</w:t>
+            </w:r>
+          </w:p>
+        </w:tc>
+      </w:tr>
+      <w:tr>
+        <w:tc>
+          <w:tcPr>
+            <w:tcW w:type="dxa" w:w="2708"/>
+            <w:tcMar>
+              <w:top w:type="dxa" w:w="70"/>
+              <w:left w:type="dxa" w:w="110"/>
+              <w:bottom w:type="dxa" w:w="70"/>
+              <w:right w:type="dxa" w:w="110"/>
+            </w:tcMar>
+          </w:tcPr>
+          <w:p>
+            <w:pPr>
+              <w:spacing w:after="0" w:line="260"/>
+            </w:pPr>
+            <w:r>
+              <w:rPr>
+                <w:rFonts w:ascii="Cambria" w:cs="Cambria" w:eastAsia="Cambria" w:hAnsi="Cambria"/>
+                <w:b w:val="false"/>
+                <w:bCs w:val="false"/>
+                <w:sz w:val="20"/>
+                <w:szCs w:val="20"/>
+              </w:rPr>
+              <w:t xml:space="preserve">destinos inalcanzables</w:t>
+            </w:r>
+          </w:p>
+        </w:tc>
+        <w:tc>
+          <w:tcPr>
+            <w:tcW w:type="dxa" w:w="3069"/>
+            <w:tcMar>
+              <w:top w:type="dxa" w:w="70"/>
+              <w:left w:type="dxa" w:w="110"/>
+              <w:bottom w:type="dxa" w:w="70"/>
+              <w:right w:type="dxa" w:w="110"/>
+            </w:tcMar>
+          </w:tcPr>
+          <w:p>
+            <w:pPr>
+              <w:spacing w:after="0" w:line="260"/>
+            </w:pPr>
+            <w:r>
+              <w:rPr>
+                <w:rFonts w:ascii="Cambria" w:cs="Cambria" w:eastAsia="Cambria" w:hAnsi="Cambria"/>
+                <w:b w:val="false"/>
+                <w:bCs w:val="false"/>
+                <w:sz w:val="20"/>
+                <w:szCs w:val="20"/>
+              </w:rPr>
+              <w:t xml:space="preserve">unreachable.json</w:t>
+            </w:r>
+          </w:p>
+        </w:tc>
+        <w:tc>
+          <w:tcPr>
+            <w:tcW w:type="dxa" w:w="3249"/>
+            <w:tcMar>
+              <w:top w:type="dxa" w:w="70"/>
+              <w:left w:type="dxa" w:w="110"/>
+              <w:bottom w:type="dxa" w:w="70"/>
+              <w:right w:type="dxa" w:w="110"/>
+            </w:tcMar>
+          </w:tcPr>
+          <w:p>
+            <w:pPr>
+              <w:spacing w:after="0" w:line="260"/>
+            </w:pPr>
+            <w:r>
+              <w:rPr>
+                <w:rFonts w:ascii="Cambria" w:cs="Cambria" w:eastAsia="Cambria" w:hAnsi="Cambria"/>
+                <w:b w:val="false"/>
+                <w:bCs w:val="false"/>
+                <w:sz w:val="20"/>
+                <w:szCs w:val="20"/>
+              </w:rPr>
+              <w:t xml:space="preserve">exit 0, validador correcto</w:t>
+            </w:r>
+          </w:p>
+        </w:tc>
+      </w:tr>
+      <w:tr>
+        <w:tc>
+          <w:tcPr>
+            <w:tcW w:type="dxa" w:w="2708"/>
+            <w:tcMar>
+              <w:top w:type="dxa" w:w="70"/>
+              <w:left w:type="dxa" w:w="110"/>
+              <w:bottom w:type="dxa" w:w="70"/>
+              <w:right w:type="dxa" w:w="110"/>
+            </w:tcMar>
+          </w:tcPr>
+          <w:p>
+            <w:pPr>
+              <w:spacing w:after="0" w:line="260"/>
+            </w:pPr>
+            <w:r>
+              <w:rPr>
+                <w:rFonts w:ascii="Cambria" w:cs="Cambria" w:eastAsia="Cambria" w:hAnsi="Cambria"/>
+                <w:b w:val="false"/>
+                <w:bCs w:val="false"/>
+                <w:sz w:val="20"/>
+                <w:szCs w:val="20"/>
+              </w:rPr>
+              <w:t xml:space="preserve">varias invalidas</w:t>
+            </w:r>
+          </w:p>
+        </w:tc>
+        <w:tc>
+          <w:tcPr>
+            <w:tcW w:type="dxa" w:w="3069"/>
+            <w:tcMar>
+              <w:top w:type="dxa" w:w="70"/>
+              <w:left w:type="dxa" w:w="110"/>
+              <w:bottom w:type="dxa" w:w="70"/>
+              <w:right w:type="dxa" w:w="110"/>
+            </w:tcMar>
+          </w:tcPr>
+          <w:p>
+            <w:pPr>
+              <w:spacing w:after="0" w:line="260"/>
+            </w:pPr>
+            <w:r>
+              <w:rPr>
+                <w:rFonts w:ascii="Cambria" w:cs="Cambria" w:eastAsia="Cambria" w:hAnsi="Cambria"/>
+                <w:b w:val="false"/>
+                <w:bCs w:val="false"/>
+                <w:sz w:val="20"/>
+                <w:szCs w:val="20"/>
+              </w:rPr>
+              <w:t xml:space="preserve">invalid_*.json (doce)</w:t>
+            </w:r>
+          </w:p>
+        </w:tc>
+        <w:tc>
+          <w:tcPr>
+            <w:tcW w:type="dxa" w:w="3249"/>
+            <w:tcMar>
+              <w:top w:type="dxa" w:w="70"/>
+              <w:left w:type="dxa" w:w="110"/>
+              <w:bottom w:type="dxa" w:w="70"/>
+              <w:right w:type="dxa" w:w="110"/>
+            </w:tcMar>
+          </w:tcPr>
+          <w:p>
+            <w:pPr>
+              <w:spacing w:after="0" w:line="260"/>
+            </w:pPr>
+            <w:r>
+              <w:rPr>
+                <w:rFonts w:ascii="Cambria" w:cs="Cambria" w:eastAsia="Cambria" w:hAnsi="Cambria"/>
+                <w:b w:val="false"/>
+                <w:bCs w:val="false"/>
+                <w:sz w:val="20"/>
+                <w:szCs w:val="20"/>
+              </w:rPr>
+              <w:t xml:space="preserve">todas salen con codigo distinto de cero</w:t>
+            </w:r>
+          </w:p>
+        </w:tc>
+      </w:tr>
+    </w:tbl>
+    <w:p>
+      <w:pPr>
+        <w:spacing w:after="200" w:before="80" w:line="260"/>
+      </w:pPr>
+      <w:r>
+        <w:rPr>
+          <w:rFonts w:ascii="Cambria" w:cs="Cambria" w:eastAsia="Cambria" w:hAnsi="Cambria"/>
+          <w:i/>
+          <w:iCs/>
+          <w:sz w:val="19"/>
+          <w:szCs w:val="19"/>
+        </w:rPr>
+        <w:t xml:space="preserve">Tabla 11. Quince corridas de los escenarios propios, cero fallas.</w:t>
+      </w:r>
+    </w:p>
+    <w:p>
+      <w:pPr>
+        <w:spacing w:after="140" w:line="300"/>
+      </w:pPr>
+      <w:r>
+        <w:rPr>
+          <w:rFonts w:ascii="Cambria" w:cs="Cambria" w:eastAsia="Cambria" w:hAnsi="Cambria"/>
+          <w:sz w:val="22"/>
+          <w:szCs w:val="22"/>
+        </w:rPr>
+        <w:t xml:space="preserve">Lo que cada uno provoca de verdad: bursts_same_instant crea 4042 ordenes con intervalo de 50 ms y rafagas de hasta 60, y las rechaza todas por cola llena con el contador de pendientes clavado en el maximo configurado; breakdown_always agota la flota y el programa sigue respondiendo y cierra con cero; bag_capacity_1 fuerza que el traspaso solo pueda concretarse hacia un courier vacio, que es el caso mas restrictivo del todo o nada.</w:t>
+      </w:r>
+    </w:p>
+    <w:p>
+      <w:pPr>
+        <w:spacing w:after="140" w:line="300"/>
+      </w:pPr>
+      <w:r>
+        <w:rPr>
+          <w:rFonts w:ascii="Cambria" w:cs="Cambria" w:eastAsia="Cambria" w:hAnsi="Cambria"/>
+          <w:b/>
+          <w:bCs/>
+          <w:sz w:val="22"/>
+          <w:szCs w:val="22"/>
+        </w:rPr>
+        <w:t xml:space="preserve">El escenario de destinos inalcanzables encontro un defecto.</w:t>
+      </w:r>
+      <w:r>
+        <w:rPr>
+          <w:rFonts w:ascii="Cambria" w:cs="Cambria" w:eastAsia="Cambria" w:hAnsi="Cambria"/>
+          <w:sz w:val="22"/>
+          <w:szCs w:val="22"/>
+        </w:rPr>
+        <w:t xml:space="preserve"> No usa el mapa real: tiene un grafo de seis nodos hecho a mano, donde un nodo no tiene ninguna calle y otro no tiene calles de entrada. Hace falta asi porque el grafo oficial es fuertemente conexo -desde cada uno de sus seis restaurantes se llega a los 668 nodos-, de modo que con la configuracion de entrega el rechazo por destino inalcanzable no puede ocurrir nunca y ese camino quedaba sin ejercitar en toda la bateria de pruebas.</w:t>
+      </w:r>
+    </w:p>
+    <w:p>
+      <w:pPr>
         <w:pStyle w:val="Heading1"/>
         <w:spacing w:after="180" w:before="360"/>
       </w:pPr>
@@ -8787,7 +9609,7 @@
           <w:sz w:val="22"/>
           <w:szCs w:val="22"/>
         </w:rPr>
-        <w:t xml:space="preserve">Los cuatro defectos siguientes los encontro el validador, no las pruebas unitarias ni los sanitizers. Ninguno era una carrera de datos: en todos los casos los accesos estaban correctamente sincronizados y lo invalido era la secuencia de estados.</w:t>
+        <w:t xml:space="preserve">Ninguno de los defectos siguientes era una carrera de datos: en todos los casos los accesos estaban correctamente sincronizados. Cuatro los encontro el validador del registro, no las pruebas unitarias ni los sanitizers, porque lo invalido era la secuencia de estados. El quinto no lo pudo encontrar ni el validador, y vale la pena ver por que: el log era internamente consistente, los contadores cuadraban, y lo unico mal era la razon de un rechazo. Un validador compara el log contra las reglas del log; eso solo se ve comparando el log contra el mundo, construyendo el escenario que lo provoca.</w:t>
       </w:r>
     </w:p>
     <w:tbl>
@@ -9153,6 +9975,86 @@
                 <w:sz w:val="20"/>
                 <w:szCs w:val="20"/>
               </w:rPr>
+              <w:t xml:space="preserve">Los destinos inalcanzables se rechazaban con la razon equivocada</w:t>
+            </w:r>
+          </w:p>
+        </w:tc>
+        <w:tc>
+          <w:tcPr>
+            <w:tcW w:type="dxa" w:w="4332"/>
+            <w:tcMar>
+              <w:top w:type="dxa" w:w="70"/>
+              <w:left w:type="dxa" w:w="110"/>
+              <w:bottom w:type="dxa" w:w="70"/>
+              <w:right w:type="dxa" w:w="110"/>
+            </w:tcMar>
+          </w:tcPr>
+          <w:p>
+            <w:pPr>
+              <w:spacing w:after="0" w:line="260"/>
+            </w:pPr>
+            <w:r>
+              <w:rPr>
+                <w:rFonts w:ascii="Cambria" w:cs="Cambria" w:eastAsia="Cambria" w:hAnsi="Cambria"/>
+                <w:b w:val="false"/>
+                <w:bCs w:val="false"/>
+                <w:sz w:val="20"/>
+                <w:szCs w:val="20"/>
+              </w:rPr>
+              <w:t xml:space="preserve">El enunciado dice que una orden cuyo destino no se puede alcanzar por la red de calles se rechaza con razon unreachable. Se rechazaba con noCourier: la razon unreachable solo se emitia cuando un courier no podia llegar al restaurante, asi que un destino inalcanzable hacia que todas las estimaciones volvieran sin camino, el dispatcher reintentaba, y la orden vencia su plazo de aceptacion. El validador no lo vio porque assigned a rejected es una transicion legal y los contadores cuadraban: el log era internamente consistente y lo que estaba mal era la razon.</w:t>
+            </w:r>
+          </w:p>
+        </w:tc>
+        <w:tc>
+          <w:tcPr>
+            <w:tcW w:type="dxa" w:w="2708"/>
+            <w:tcMar>
+              <w:top w:type="dxa" w:w="70"/>
+              <w:left w:type="dxa" w:w="110"/>
+              <w:bottom w:type="dxa" w:w="70"/>
+              <w:right w:type="dxa" w:w="110"/>
+            </w:tcMar>
+          </w:tcPr>
+          <w:p>
+            <w:pPr>
+              <w:spacing w:after="0" w:line="260"/>
+            </w:pPr>
+            <w:r>
+              <w:rPr>
+                <w:rFonts w:ascii="Cambria" w:cs="Cambria" w:eastAsia="Cambria" w:hAnsi="Cambria"/>
+                <w:b w:val="false"/>
+                <w:bCs w:val="false"/>
+                <w:sz w:val="20"/>
+                <w:szCs w:val="20"/>
+              </w:rPr>
+              <w:t xml:space="preserve">Una consulta de alcanzabilidad del restaurante al destino, una sola vez por orden y antes de cotizar. La pregunta correcta es sobre el grafo y no sobre los couriers: entre dos nodos hay camino o no hay, y eso no cambia con el tiempo. De cero rechazos unreachable a 125 en el mismo escenario.</w:t>
+            </w:r>
+          </w:p>
+        </w:tc>
+      </w:tr>
+      <w:tr>
+        <w:tc>
+          <w:tcPr>
+            <w:tcW w:type="dxa" w:w="1986"/>
+            <w:tcMar>
+              <w:top w:type="dxa" w:w="70"/>
+              <w:left w:type="dxa" w:w="110"/>
+              <w:bottom w:type="dxa" w:w="70"/>
+              <w:right w:type="dxa" w:w="110"/>
+            </w:tcMar>
+          </w:tcPr>
+          <w:p>
+            <w:pPr>
+              <w:spacing w:after="0" w:line="260"/>
+            </w:pPr>
+            <w:r>
+              <w:rPr>
+                <w:rFonts w:ascii="Cambria" w:cs="Cambria" w:eastAsia="Cambria" w:hAnsi="Cambria"/>
+                <w:b w:val="false"/>
+                <w:bCs w:val="false"/>
+                <w:sz w:val="20"/>
+                <w:szCs w:val="20"/>
+              </w:rPr>
               <w:t xml:space="preserve">Un experimento que mejoraba una metrica rompia dos reglas</w:t>
             </w:r>
           </w:p>
@@ -9223,7 +10125,7 @@
           <w:sz w:val="19"/>
           <w:szCs w:val="19"/>
         </w:rPr>
-        <w:t xml:space="preserve">Tabla 10. Los cuatro defectos y su correccion.</w:t>
+        <w:t xml:space="preserve">Tabla 10. Los cinco defectos y su correccion.</w:t>
       </w:r>
     </w:p>
     <w:p>
@@ -9470,6 +10372,19 @@
           <w:sz w:val="22"/>
           <w:szCs w:val="22"/>
         </w:rPr>
+        <w:t xml:space="preserve">Hay una tercera, que aparecio al final. Un validador independiente es muy fuerte contra los logs mal formados, pero no puede ver un dato internamente consistente y aun asi equivocado. El rechazo con la razon incorrecta no lo detecto ninguna de las tres herramientas: lo encontro construir a mano el escenario que el enunciado anuncia, con un grafo donde el caso es frecuente en vez de imposible. Las herramientas verifican consistencia; que el programa diga la verdad sobre el mundo hay que probarlo contra el mundo.</w:t>
+      </w:r>
+    </w:p>
+    <w:p>
+      <w:pPr>
+        <w:spacing w:after="140" w:line="300"/>
+      </w:pPr>
+      <w:r>
+        <w:rPr>
+          <w:rFonts w:ascii="Cambria" w:cs="Cambria" w:eastAsia="Cambria" w:hAnsi="Cambria"/>
+          <w:sz w:val="22"/>
+          <w:szCs w:val="22"/>
+        </w:rPr>
         <w:t xml:space="preserve">La otra leccion es sobre el valor de las predicciones refutadas. Dos de las hipotesis del diseno resultaron falsas al medirlas, y en los dos casos la razon por la que eran falsas describe el sistema mejor que la hipotesis original: las estimaciones son demasiado cortas para que los hilos se acumulen, y el cuello de botella de este mapa es el viaje y no la cocina.</w:t>
       </w:r>
     </w:p>
@@ -9660,7 +10575,7 @@
     </w:p>
     <w:p>
       <w:pPr>
-        <w:spacing w:after="180" w:line="240"/>
+        <w:spacing w:after="0" w:line="240"/>
         <w:ind w:left="360"/>
       </w:pPr>
       <w:r>
@@ -9670,6 +10585,62 @@
           <w:szCs w:val="18"/>
         </w:rPr>
         <w:t xml:space="preserve">python3 tools/validate_log.py events.log resumen.txt</w:t>
+      </w:r>
+    </w:p>
+    <w:p>
+      <w:pPr>
+        <w:spacing w:after="0" w:line="240"/>
+        <w:ind w:left="360"/>
+      </w:pPr>
+      <w:r>
+        <w:rPr>
+          <w:rFonts w:ascii="Consolas" w:cs="Consolas" w:eastAsia="Consolas" w:hAnsi="Consolas"/>
+          <w:sz w:val="18"/>
+          <w:szCs w:val="18"/>
+        </w:rPr>
+        <w:t xml:space="preserve"> </w:t>
+      </w:r>
+    </w:p>
+    <w:p>
+      <w:pPr>
+        <w:spacing w:after="0" w:line="240"/>
+        <w:ind w:left="360"/>
+      </w:pPr>
+      <w:r>
+        <w:rPr>
+          <w:rFonts w:ascii="Consolas" w:cs="Consolas" w:eastAsia="Consolas" w:hAnsi="Consolas"/>
+          <w:sz w:val="18"/>
+          <w:szCs w:val="18"/>
+        </w:rPr>
+        <w:t xml:space="preserve"># los escenarios del enunciado, y las doce configuraciones invalidas</w:t>
+      </w:r>
+    </w:p>
+    <w:p>
+      <w:pPr>
+        <w:spacing w:after="0" w:line="240"/>
+        <w:ind w:left="360"/>
+      </w:pPr>
+      <w:r>
+        <w:rPr>
+          <w:rFonts w:ascii="Consolas" w:cs="Consolas" w:eastAsia="Consolas" w:hAnsi="Consolas"/>
+          <w:sz w:val="18"/>
+          <w:szCs w:val="18"/>
+        </w:rPr>
+        <w:t xml:space="preserve">./build/delivery_sim config/tests/unreachable.json --log run.log --no-window</w:t>
+      </w:r>
+    </w:p>
+    <w:p>
+      <w:pPr>
+        <w:spacing w:after="180" w:line="240"/>
+        <w:ind w:left="360"/>
+      </w:pPr>
+      <w:r>
+        <w:rPr>
+          <w:rFonts w:ascii="Consolas" w:cs="Consolas" w:eastAsia="Consolas" w:hAnsi="Consolas"/>
+          <w:sz w:val="18"/>
+          <w:szCs w:val="18"/>
+        </w:rPr>
+        <w:t xml:space="preserve">bash tools/check_invalid_configs.sh</w:t>
       </w:r>
     </w:p>
     <w:p>
@@ -9920,6 +10891,75 @@
                 <w:szCs w:val="20"/>
               </w:rPr>
               <w:t xml:space="preserve">Diecisiete programas de prueba y el script que los compila y ejecuta.</w:t>
+            </w:r>
+          </w:p>
+        </w:tc>
+      </w:tr>
+      <w:tr>
+        <w:tc>
+          <w:tcPr>
+            <w:tcW w:type="dxa" w:w="2347"/>
+            <w:tcMar>
+              <w:top w:type="dxa" w:w="70"/>
+              <w:left w:type="dxa" w:w="110"/>
+              <w:bottom w:type="dxa" w:w="70"/>
+              <w:right w:type="dxa" w:w="110"/>
+            </w:tcMar>
+          </w:tcPr>
+          <w:p>
+            <w:pPr>
+              <w:spacing w:after="0" w:line="260"/>
+            </w:pPr>
+            <w:r>
+              <w:rPr>
+                <w:rFonts w:ascii="Cambria" w:cs="Cambria" w:eastAsia="Cambria" w:hAnsi="Cambria"/>
+                <w:b w:val="false"/>
+                <w:bCs w:val="false"/>
+                <w:sz w:val="20"/>
+                <w:szCs w:val="20"/>
+              </w:rPr>
+              <w:t xml:space="preserve">config/tests/</w:t>
+            </w:r>
+          </w:p>
+        </w:tc>
+        <w:tc>
+          <w:tcPr>
+            <w:tcW w:type="dxa" w:w="6679"/>
+            <w:tcMar>
+              <w:top w:type="dxa" w:w="70"/>
+              <w:left w:type="dxa" w:w="110"/>
+              <w:bottom w:type="dxa" w:w="70"/>
+              <w:right w:type="dxa" w:w="110"/>
+            </w:tcMar>
+          </w:tcPr>
+          <w:p>
+            <w:pPr>
+              <w:spacing w:after="0" w:line="260"/>
+            </w:pPr>
+            <w:r>
+              <w:rPr>
+                <w:rFonts w:ascii="Cambria" w:cs="Cambria" w:eastAsia="Cambria" w:hAnsi="Cambria"/>
+                <w:b w:val="false"/>
+                <w:bCs w:val="false"/>
+                <w:sz w:val="20"/>
+                <w:szCs w:val="20"/>
+              </w:rPr>
+              <w:t xml:space="preserve">Los escenarios que el enunciado anuncia, y doce configuraciones</w:t>
+            </w:r>
+          </w:p>
+          <w:p>
+            <w:pPr>
+              <w:spacing w:after="0" w:line="260"/>
+            </w:pPr>
+            <w:r>
+              <w:rPr>
+                <w:rFonts w:ascii="Cambria" w:cs="Cambria" w:eastAsia="Cambria" w:hAnsi="Cambria"/>
+                <w:b w:val="false"/>
+                <w:bCs w:val="false"/>
+                <w:sz w:val="20"/>
+                <w:szCs w:val="20"/>
+              </w:rPr>
+              <w:t xml:space="preserve">invalidas con el script que las corre.</w:t>
             </w:r>
           </w:p>
         </w:tc>
